--- a/Sprint20260921-20261002/HERO-69087_20261008_112534.docx
+++ b/Sprint20260921-20261002/HERO-69087_20261008_112534.docx
@@ -15,7 +15,7 @@
           <w:sz w:val="32"/>
           <w:u w:val="none"/>
         </w:rPr>
-        <w:t>HERO-69087 BYOD Module - Add Takeaway Box Setup - API Test Report</w:t>
+        <w:t>BYOD Takeaway Box Setup and API Engineering Report</w:t>
       </w:r>
     </w:p>
     <w:p>
@@ -45,7 +45,7 @@
           <w:sz w:val="24"/>
           <w:u w:val="none"/>
         </w:rPr>
-        <w:t>1.Takeaway Box Setting Setup in POS Backend</w:t>
+        <w:t>F1. Takeaway Box Setting in POS Backend</w:t>
       </w:r>
     </w:p>
     <w:p>
@@ -60,7 +60,7 @@
           <w:sz w:val="22"/>
           <w:u w:val="none"/>
         </w:rPr>
-        <w:t>1.1.Add new Takeaway Box under BYOD Management</w:t>
+        <w:t>F1.1. Add New Takeaway Box Setting</w:t>
       </w:r>
     </w:p>
     <w:p>
@@ -81,7 +81,7 @@
     <w:p>
       <w:pPr>
         <w:spacing w:before="0" w:after="40"/>
-        <w:ind w:left="360" w:hanging="240"/>
+        <w:ind w:left="1080" w:hanging="240"/>
       </w:pPr>
       <w:r>
         <w:rPr>
@@ -91,13 +91,13 @@
           <w:sz w:val="20"/>
           <w:u w:val="none"/>
         </w:rPr>
-        <w:t>1. User has access to POS Backend with permission to manage BYOD Module.</w:t>
+        <w:t>1. User is logged in to POS backend with BYOD Module access</w:t>
       </w:r>
     </w:p>
     <w:p>
       <w:pPr>
         <w:spacing w:before="0" w:after="40"/>
-        <w:ind w:left="360" w:hanging="240"/>
+        <w:ind w:left="1080" w:hanging="240"/>
       </w:pPr>
       <w:r>
         <w:rPr>
@@ -107,13 +107,13 @@
           <w:sz w:val="20"/>
           <w:u w:val="none"/>
         </w:rPr>
-        <w:t>2. At least one outlet exists in the system.</w:t>
+        <w:t>2. An outlet with an API menu configured under POS Module &gt; API Settings &gt; Outlet Menu Settings exists</w:t>
       </w:r>
     </w:p>
     <w:p>
       <w:pPr>
         <w:spacing w:before="0" w:after="40"/>
-        <w:ind w:left="360" w:hanging="240"/>
+        <w:ind w:left="1080" w:hanging="240"/>
       </w:pPr>
       <w:r>
         <w:rPr>
@@ -123,23 +123,7 @@
           <w:sz w:val="20"/>
           <w:u w:val="none"/>
         </w:rPr>
-        <w:t>3. The selected outlet has an API Menu configured at POS Module &gt; API Settings &gt; Outlet Menu Settings.</w:t>
-      </w:r>
-    </w:p>
-    <w:p>
-      <w:pPr>
-        <w:spacing w:before="0" w:after="40"/>
-        <w:ind w:left="360" w:hanging="240"/>
-      </w:pPr>
-      <w:r>
-        <w:rPr>
-          <w:rFonts w:ascii="Arial" w:hAnsi="Arial" w:eastAsia="Arial" w:cs="Arial"/>
-          <w:b w:val="0"/>
-          <w:color w:val="000000"/>
-          <w:sz w:val="20"/>
-          <w:u w:val="none"/>
-        </w:rPr>
-        <w:t>4. At least one item is available in the selected outlet's API Menu.</w:t>
+        <w:t>3. A takeaway box item exists within the selected outlet's API menu</w:t>
       </w:r>
     </w:p>
     <w:p>
@@ -160,7 +144,7 @@
     <w:p>
       <w:pPr>
         <w:spacing w:before="0" w:after="40"/>
-        <w:ind w:left="360" w:hanging="240"/>
+        <w:ind w:left="1080" w:hanging="240"/>
       </w:pPr>
       <w:r>
         <w:rPr>
@@ -170,13 +154,13 @@
           <w:sz w:val="20"/>
           <w:u w:val="none"/>
         </w:rPr>
-        <w:t>1. Log in to POS Backend.</w:t>
+        <w:t>1. Open the BYOD Module and enter the new "Takeaway Box Setting" tab</w:t>
       </w:r>
     </w:p>
     <w:p>
       <w:pPr>
         <w:spacing w:before="0" w:after="40"/>
-        <w:ind w:left="360" w:hanging="240"/>
+        <w:ind w:left="1080" w:hanging="240"/>
       </w:pPr>
       <w:r>
         <w:rPr>
@@ -186,13 +170,13 @@
           <w:sz w:val="20"/>
           <w:u w:val="none"/>
         </w:rPr>
-        <w:t>2. Navigate to BYOD Management.</w:t>
+        <w:t>2. Click "Add New" and select the outlet</w:t>
       </w:r>
     </w:p>
     <w:p>
       <w:pPr>
         <w:spacing w:before="0" w:after="40"/>
-        <w:ind w:left="360" w:hanging="240"/>
+        <w:ind w:left="1080" w:hanging="240"/>
       </w:pPr>
       <w:r>
         <w:rPr>
@@ -202,13 +186,13 @@
           <w:sz w:val="20"/>
           <w:u w:val="none"/>
         </w:rPr>
-        <w:t>3. Open the "Takeaway Box Settings" tab.</w:t>
+        <w:t>3. Select the item to be used as the takeaway box from the selected outlet's API menu</w:t>
       </w:r>
     </w:p>
     <w:p>
       <w:pPr>
         <w:spacing w:before="0" w:after="40"/>
-        <w:ind w:left="360" w:hanging="240"/>
+        <w:ind w:left="1080" w:hanging="240"/>
       </w:pPr>
       <w:r>
         <w:rPr>
@@ -218,71 +202,7 @@
           <w:sz w:val="20"/>
           <w:u w:val="none"/>
         </w:rPr>
-        <w:t>4. Click "Add New".</w:t>
-      </w:r>
-    </w:p>
-    <w:p>
-      <w:pPr>
-        <w:spacing w:before="0" w:after="40"/>
-        <w:ind w:left="360" w:hanging="240"/>
-      </w:pPr>
-      <w:r>
-        <w:rPr>
-          <w:rFonts w:ascii="Arial" w:hAnsi="Arial" w:eastAsia="Arial" w:cs="Arial"/>
-          <w:b w:val="0"/>
-          <w:color w:val="000000"/>
-          <w:sz w:val="20"/>
-          <w:u w:val="none"/>
-        </w:rPr>
-        <w:t>5. Select the target Outlet.</w:t>
-      </w:r>
-    </w:p>
-    <w:p>
-      <w:pPr>
-        <w:spacing w:before="0" w:after="40"/>
-        <w:ind w:left="360" w:hanging="240"/>
-      </w:pPr>
-      <w:r>
-        <w:rPr>
-          <w:rFonts w:ascii="Arial" w:hAnsi="Arial" w:eastAsia="Arial" w:cs="Arial"/>
-          <w:b w:val="0"/>
-          <w:color w:val="000000"/>
-          <w:sz w:val="20"/>
-          <w:u w:val="none"/>
-        </w:rPr>
-        <w:t>6. Select the Item that will be the takeaway box item (within the selected outlet's API Menu).</w:t>
-      </w:r>
-    </w:p>
-    <w:p>
-      <w:pPr>
-        <w:spacing w:before="0" w:after="40"/>
-        <w:ind w:left="360" w:hanging="240"/>
-      </w:pPr>
-      <w:r>
-        <w:rPr>
-          <w:rFonts w:ascii="Arial" w:hAnsi="Arial" w:eastAsia="Arial" w:cs="Arial"/>
-          <w:b w:val="0"/>
-          <w:color w:val="000000"/>
-          <w:sz w:val="20"/>
-          <w:u w:val="none"/>
-        </w:rPr>
-        <w:t>7. Click "Save".</w:t>
-      </w:r>
-    </w:p>
-    <w:p>
-      <w:pPr>
-        <w:spacing w:before="0" w:after="40"/>
-        <w:ind w:left="360" w:hanging="240"/>
-      </w:pPr>
-      <w:r>
-        <w:rPr>
-          <w:rFonts w:ascii="Arial" w:hAnsi="Arial" w:eastAsia="Arial" w:cs="Arial"/>
-          <w:b w:val="0"/>
-          <w:color w:val="000000"/>
-          <w:sz w:val="20"/>
-          <w:u w:val="none"/>
-        </w:rPr>
-        <w:t>8. Verify the new takeaway box appears in the listing grouped by outlet.</w:t>
+        <w:t>4. Save the record</w:t>
       </w:r>
     </w:p>
     <w:p>
@@ -303,7 +223,7 @@
     <w:p>
       <w:pPr>
         <w:spacing w:before="0" w:after="40"/>
-        <w:ind w:left="360" w:hanging="240"/>
+        <w:ind w:left="1080" w:hanging="240"/>
       </w:pPr>
       <w:r>
         <w:rPr>
@@ -313,13 +233,13 @@
           <w:sz w:val="20"/>
           <w:u w:val="none"/>
         </w:rPr>
-        <w:t>1. The new takeaway box is successfully saved and appears in the listing.</w:t>
+        <w:t>1. The new "Takeaway Box Setting" tab is available in the BYOD Module</w:t>
       </w:r>
     </w:p>
     <w:p>
       <w:pPr>
         <w:spacing w:before="0" w:after="40"/>
-        <w:ind w:left="360" w:hanging="240"/>
+        <w:ind w:left="1080" w:hanging="240"/>
       </w:pPr>
       <w:r>
         <w:rPr>
@@ -329,13 +249,13 @@
           <w:sz w:val="20"/>
           <w:u w:val="none"/>
         </w:rPr>
-        <w:t>2. The listing groups takeaway boxes by outlet (similar to the Mix and Match Rules page).</w:t>
+        <w:t>2. Only items within the selected outlet's API menu can be selected as the takeaway box item</w:t>
       </w:r>
     </w:p>
     <w:p>
       <w:pPr>
         <w:spacing w:before="0" w:after="40"/>
-        <w:ind w:left="360" w:hanging="240"/>
+        <w:ind w:left="1080" w:hanging="240"/>
       </w:pPr>
       <w:r>
         <w:rPr>
@@ -345,7 +265,7 @@
           <w:sz w:val="20"/>
           <w:u w:val="none"/>
         </w:rPr>
-        <w:t>3. The selected item is set as the takeaway box item with its Name and Code shown.</w:t>
+        <w:t>3. The takeaway box setting is saved and shown in the listing with its Name and Code</w:t>
       </w:r>
     </w:p>
     <w:p>
@@ -360,7 +280,7 @@
           <w:sz w:val="22"/>
           <w:u w:val="none"/>
         </w:rPr>
-        <w:t>1.2.Edit the contents (items bound to a takeaway box)</w:t>
+        <w:t>F1.2. Edit Content Bound to a Takeaway Box</w:t>
       </w:r>
     </w:p>
     <w:p>
@@ -381,7 +301,7 @@
     <w:p>
       <w:pPr>
         <w:spacing w:before="0" w:after="40"/>
-        <w:ind w:left="360" w:hanging="240"/>
+        <w:ind w:left="1080" w:hanging="240"/>
       </w:pPr>
       <w:r>
         <w:rPr>
@@ -391,23 +311,7 @@
           <w:sz w:val="20"/>
           <w:u w:val="none"/>
         </w:rPr>
-        <w:t>1. At least one takeaway box has been added under BYOD Management &gt; Takeaway Box Settings.</w:t>
-      </w:r>
-    </w:p>
-    <w:p>
-      <w:pPr>
-        <w:spacing w:before="0" w:after="40"/>
-        <w:ind w:left="360" w:hanging="240"/>
-      </w:pPr>
-      <w:r>
-        <w:rPr>
-          <w:rFonts w:ascii="Arial" w:hAnsi="Arial" w:eastAsia="Arial" w:cs="Arial"/>
-          <w:b w:val="0"/>
-          <w:color w:val="000000"/>
-          <w:sz w:val="20"/>
-          <w:u w:val="none"/>
-        </w:rPr>
-        <w:t>2. The selected outlet has multiple items in its API Menu.</w:t>
+        <w:t>1. A takeaway box setting record exists for an outlet</w:t>
       </w:r>
     </w:p>
     <w:p>
@@ -428,7 +332,7 @@
     <w:p>
       <w:pPr>
         <w:spacing w:before="0" w:after="40"/>
-        <w:ind w:left="360" w:hanging="240"/>
+        <w:ind w:left="1080" w:hanging="240"/>
       </w:pPr>
       <w:r>
         <w:rPr>
@@ -438,13 +342,13 @@
           <w:sz w:val="20"/>
           <w:u w:val="none"/>
         </w:rPr>
-        <w:t>1. Navigate to BYOD Management &gt; Takeaway Box Settings.</w:t>
+        <w:t>1. In the Takeaway Box Setting listing, click "Edit Content" for the takeaway box</w:t>
       </w:r>
     </w:p>
     <w:p>
       <w:pPr>
         <w:spacing w:before="0" w:after="40"/>
-        <w:ind w:left="360" w:hanging="240"/>
+        <w:ind w:left="1080" w:hanging="240"/>
       </w:pPr>
       <w:r>
         <w:rPr>
@@ -454,13 +358,13 @@
           <w:sz w:val="20"/>
           <w:u w:val="none"/>
         </w:rPr>
-        <w:t>2. Locate the takeaway box entry and click "Edit Content".</w:t>
+        <w:t>2. Bind food items from the outlet's API menu to the takeaway box</w:t>
       </w:r>
     </w:p>
     <w:p>
       <w:pPr>
         <w:spacing w:before="0" w:after="40"/>
-        <w:ind w:left="360" w:hanging="240"/>
+        <w:ind w:left="1080" w:hanging="240"/>
       </w:pPr>
       <w:r>
         <w:rPr>
@@ -470,71 +374,7 @@
           <w:sz w:val="20"/>
           <w:u w:val="none"/>
         </w:rPr>
-        <w:t>3. Verify only items within the selected outlet's API Menu (POS Module &gt; API Settings &gt; Outlet Menu Settings) are shown.</w:t>
-      </w:r>
-    </w:p>
-    <w:p>
-      <w:pPr>
-        <w:spacing w:before="0" w:after="40"/>
-        <w:ind w:left="360" w:hanging="240"/>
-      </w:pPr>
-      <w:r>
-        <w:rPr>
-          <w:rFonts w:ascii="Arial" w:hAnsi="Arial" w:eastAsia="Arial" w:cs="Arial"/>
-          <w:b w:val="0"/>
-          <w:color w:val="000000"/>
-          <w:sz w:val="20"/>
-          <w:u w:val="none"/>
-        </w:rPr>
-        <w:t>4. Move available food items from the Available list to the Selected list.</w:t>
-      </w:r>
-    </w:p>
-    <w:p>
-      <w:pPr>
-        <w:spacing w:before="0" w:after="40"/>
-        <w:ind w:left="360" w:hanging="240"/>
-      </w:pPr>
-      <w:r>
-        <w:rPr>
-          <w:rFonts w:ascii="Arial" w:hAnsi="Arial" w:eastAsia="Arial" w:cs="Arial"/>
-          <w:b w:val="0"/>
-          <w:color w:val="000000"/>
-          <w:sz w:val="20"/>
-          <w:u w:val="none"/>
-        </w:rPr>
-        <w:t>5. Click "Save".</w:t>
-      </w:r>
-    </w:p>
-    <w:p>
-      <w:pPr>
-        <w:spacing w:before="0" w:after="40"/>
-        <w:ind w:left="360" w:hanging="240"/>
-      </w:pPr>
-      <w:r>
-        <w:rPr>
-          <w:rFonts w:ascii="Arial" w:hAnsi="Arial" w:eastAsia="Arial" w:cs="Arial"/>
-          <w:b w:val="0"/>
-          <w:color w:val="000000"/>
-          <w:sz w:val="20"/>
-          <w:u w:val="none"/>
-        </w:rPr>
-        <w:t>6. Re-open the takeaway box and verify the bound items are listed.</w:t>
-      </w:r>
-    </w:p>
-    <w:p>
-      <w:pPr>
-        <w:spacing w:before="0" w:after="40"/>
-        <w:ind w:left="360" w:hanging="240"/>
-      </w:pPr>
-      <w:r>
-        <w:rPr>
-          <w:rFonts w:ascii="Arial" w:hAnsi="Arial" w:eastAsia="Arial" w:cs="Arial"/>
-          <w:b w:val="0"/>
-          <w:color w:val="000000"/>
-          <w:sz w:val="20"/>
-          <w:u w:val="none"/>
-        </w:rPr>
-        <w:t>7. Click the expand (+) button beside the box name to verify the bound foods are shown.</w:t>
+        <w:t>3. Save the content and reopen it</w:t>
       </w:r>
     </w:p>
     <w:p>
@@ -555,7 +395,7 @@
     <w:p>
       <w:pPr>
         <w:spacing w:before="0" w:after="40"/>
-        <w:ind w:left="360" w:hanging="240"/>
+        <w:ind w:left="1080" w:hanging="240"/>
       </w:pPr>
       <w:r>
         <w:rPr>
@@ -565,13 +405,13 @@
           <w:sz w:val="20"/>
           <w:u w:val="none"/>
         </w:rPr>
-        <w:t>1. The bound items are saved correctly and listed when expanding the takeaway box.</w:t>
+        <w:t>1. The edit content page shows items bound to the takeaway box</w:t>
       </w:r>
     </w:p>
     <w:p>
       <w:pPr>
         <w:spacing w:before="0" w:after="40"/>
-        <w:ind w:left="360" w:hanging="240"/>
+        <w:ind w:left="1080" w:hanging="240"/>
       </w:pPr>
       <w:r>
         <w:rPr>
@@ -581,13 +421,13 @@
           <w:sz w:val="20"/>
           <w:u w:val="none"/>
         </w:rPr>
-        <w:t>2. Only items within the selected outlet's API Menu are available for binding.</w:t>
+        <w:t>2. Only items within the selected outlet's API menu are available for binding</w:t>
       </w:r>
     </w:p>
     <w:p>
       <w:pPr>
         <w:spacing w:before="0" w:after="40"/>
-        <w:ind w:left="360" w:hanging="240"/>
+        <w:ind w:left="1080" w:hanging="240"/>
       </w:pPr>
       <w:r>
         <w:rPr>
@@ -597,7 +437,7 @@
           <w:sz w:val="20"/>
           <w:u w:val="none"/>
         </w:rPr>
-        <w:t>3. The edit content operation updates the bound items without affecting other takeaway boxes.</w:t>
+        <w:t>3. Bound food items are saved and displayed correctly</w:t>
       </w:r>
     </w:p>
     <w:p>
@@ -612,7 +452,7 @@
           <w:sz w:val="22"/>
           <w:u w:val="none"/>
         </w:rPr>
-        <w:t>1.3.Delete an existing Takeaway Box entry</w:t>
+        <w:t>F1.3. Delete Takeaway Box Setting</w:t>
       </w:r>
     </w:p>
     <w:p>
@@ -633,7 +473,7 @@
     <w:p>
       <w:pPr>
         <w:spacing w:before="0" w:after="40"/>
-        <w:ind w:left="360" w:hanging="240"/>
+        <w:ind w:left="1080" w:hanging="240"/>
       </w:pPr>
       <w:r>
         <w:rPr>
@@ -643,7 +483,7 @@
           <w:sz w:val="20"/>
           <w:u w:val="none"/>
         </w:rPr>
-        <w:t>1. At least one takeaway box exists under BYOD Management &gt; Takeaway Box Settings.</w:t>
+        <w:t>1. A takeaway box setting record exists in the listing</w:t>
       </w:r>
     </w:p>
     <w:p>
@@ -664,7 +504,7 @@
     <w:p>
       <w:pPr>
         <w:spacing w:before="0" w:after="40"/>
-        <w:ind w:left="360" w:hanging="240"/>
+        <w:ind w:left="1080" w:hanging="240"/>
       </w:pPr>
       <w:r>
         <w:rPr>
@@ -674,13 +514,13 @@
           <w:sz w:val="20"/>
           <w:u w:val="none"/>
         </w:rPr>
-        <w:t>1. Navigate to BYOD Management &gt; Takeaway Box Settings.</w:t>
+        <w:t>1. Click the "Delete" button for the record</w:t>
       </w:r>
     </w:p>
     <w:p>
       <w:pPr>
         <w:spacing w:before="0" w:after="40"/>
-        <w:ind w:left="360" w:hanging="240"/>
+        <w:ind w:left="1080" w:hanging="240"/>
       </w:pPr>
       <w:r>
         <w:rPr>
@@ -690,55 +530,7 @@
           <w:sz w:val="20"/>
           <w:u w:val="none"/>
         </w:rPr>
-        <w:t>2. Locate a takeaway box entry and click "Delete".</w:t>
-      </w:r>
-    </w:p>
-    <w:p>
-      <w:pPr>
-        <w:spacing w:before="0" w:after="40"/>
-        <w:ind w:left="360" w:hanging="240"/>
-      </w:pPr>
-      <w:r>
-        <w:rPr>
-          <w:rFonts w:ascii="Arial" w:hAnsi="Arial" w:eastAsia="Arial" w:cs="Arial"/>
-          <w:b w:val="0"/>
-          <w:color w:val="000000"/>
-          <w:sz w:val="20"/>
-          <w:u w:val="none"/>
-        </w:rPr>
-        <w:t>3. Confirm the deletion in the confirmation dialog.</w:t>
-      </w:r>
-    </w:p>
-    <w:p>
-      <w:pPr>
-        <w:spacing w:before="0" w:after="40"/>
-        <w:ind w:left="360" w:hanging="240"/>
-      </w:pPr>
-      <w:r>
-        <w:rPr>
-          <w:rFonts w:ascii="Arial" w:hAnsi="Arial" w:eastAsia="Arial" w:cs="Arial"/>
-          <w:b w:val="0"/>
-          <w:color w:val="000000"/>
-          <w:sz w:val="20"/>
-          <w:u w:val="none"/>
-        </w:rPr>
-        <w:t>4. Verify the takeaway box is removed from the listing.</w:t>
-      </w:r>
-    </w:p>
-    <w:p>
-      <w:pPr>
-        <w:spacing w:before="0" w:after="40"/>
-        <w:ind w:left="360" w:hanging="240"/>
-      </w:pPr>
-      <w:r>
-        <w:rPr>
-          <w:rFonts w:ascii="Arial" w:hAnsi="Arial" w:eastAsia="Arial" w:cs="Arial"/>
-          <w:b w:val="0"/>
-          <w:color w:val="000000"/>
-          <w:sz w:val="20"/>
-          <w:u w:val="none"/>
-        </w:rPr>
-        <w:t>5. Verify any bound items are released and can be bound to other takeaway boxes.</w:t>
+        <w:t>2. Confirm the deletion and review the listing</w:t>
       </w:r>
     </w:p>
     <w:p>
@@ -759,7 +551,7 @@
     <w:p>
       <w:pPr>
         <w:spacing w:before="0" w:after="40"/>
-        <w:ind w:left="360" w:hanging="240"/>
+        <w:ind w:left="1080" w:hanging="240"/>
       </w:pPr>
       <w:r>
         <w:rPr>
@@ -769,13 +561,13 @@
           <w:sz w:val="20"/>
           <w:u w:val="none"/>
         </w:rPr>
-        <w:t>1. The takeaway box is successfully deleted and no longer appears in the listing.</w:t>
+        <w:t>1. The takeaway box setting is removed from the listing</w:t>
       </w:r>
     </w:p>
     <w:p>
       <w:pPr>
         <w:spacing w:before="0" w:after="40"/>
-        <w:ind w:left="360" w:hanging="240"/>
+        <w:ind w:left="1080" w:hanging="240"/>
       </w:pPr>
       <w:r>
         <w:rPr>
@@ -785,13 +577,13 @@
           <w:sz w:val="20"/>
           <w:u w:val="none"/>
         </w:rPr>
-        <w:t>2. Items previously bound to the deleted takeaway box are released.</w:t>
+        <w:t>2. The deleted box and its item bindings are no longer maintained for the outlet</w:t>
       </w:r>
     </w:p>
     <w:p>
       <w:pPr>
         <w:spacing w:before="0" w:after="40"/>
-        <w:ind w:left="360" w:hanging="240"/>
+        <w:ind w:left="1080" w:hanging="240"/>
       </w:pPr>
       <w:r>
         <w:rPr>
@@ -801,7 +593,7 @@
           <w:sz w:val="20"/>
           <w:u w:val="none"/>
         </w:rPr>
-        <w:t>3. No error is thrown during deletion.</w:t>
+        <w:t>3. Other takeaway box records remain unaffected</w:t>
       </w:r>
     </w:p>
     <w:p>
@@ -816,22 +608,7 @@
           <w:sz w:val="24"/>
           <w:u w:val="none"/>
         </w:rPr>
-        <w:t>2.Uniqueness Rule for Food Item Mapping</w:t>
-      </w:r>
-    </w:p>
-    <w:p>
-      <w:pPr>
-        <w:spacing w:before="120" w:after="60"/>
-      </w:pPr>
-      <w:r>
-        <w:rPr>
-          <w:rFonts w:ascii="Arial" w:hAnsi="Arial" w:eastAsia="Arial" w:cs="Arial"/>
-          <w:b/>
-          <w:color w:val="001EFF"/>
-          <w:sz w:val="22"/>
-          <w:u w:val="none"/>
-        </w:rPr>
-        <w:t>2.1.One food item cannot be mapped to more than one takeaway box within the same outlet</w:t>
+        <w:t>F2. Verify One Food Item Cannot Be Mapped to More Than One Takeaway Box</w:t>
       </w:r>
     </w:p>
     <w:p>
@@ -852,7 +629,7 @@
     <w:p>
       <w:pPr>
         <w:spacing w:before="0" w:after="40"/>
-        <w:ind w:left="360" w:hanging="240"/>
+        <w:ind w:left="1080" w:hanging="240"/>
       </w:pPr>
       <w:r>
         <w:rPr>
@@ -862,23 +639,7 @@
           <w:sz w:val="20"/>
           <w:u w:val="none"/>
         </w:rPr>
-        <w:t>1. At least two takeaway boxes exist for the same outlet.</w:t>
-      </w:r>
-    </w:p>
-    <w:p>
-      <w:pPr>
-        <w:spacing w:before="0" w:after="40"/>
-        <w:ind w:left="360" w:hanging="240"/>
-      </w:pPr>
-      <w:r>
-        <w:rPr>
-          <w:rFonts w:ascii="Arial" w:hAnsi="Arial" w:eastAsia="Arial" w:cs="Arial"/>
-          <w:b w:val="0"/>
-          <w:color w:val="000000"/>
-          <w:sz w:val="20"/>
-          <w:u w:val="none"/>
-        </w:rPr>
-        <w:t>2. A shared API Menu is configured for the outlet.</w:t>
+        <w:t>1. At least one takeaway box exists and a food item is already bound to it</w:t>
       </w:r>
     </w:p>
     <w:p>
@@ -899,7 +660,7 @@
     <w:p>
       <w:pPr>
         <w:spacing w:before="0" w:after="40"/>
-        <w:ind w:left="360" w:hanging="240"/>
+        <w:ind w:left="1080" w:hanging="240"/>
       </w:pPr>
       <w:r>
         <w:rPr>
@@ -909,13 +670,13 @@
           <w:sz w:val="20"/>
           <w:u w:val="none"/>
         </w:rPr>
-        <w:t>1. Navigate to BYOD Management &gt; Takeaway Box Settings.</w:t>
+        <w:t>1. Create or open a second takeaway box in the same outlet</w:t>
       </w:r>
     </w:p>
     <w:p>
       <w:pPr>
         <w:spacing w:before="0" w:after="40"/>
-        <w:ind w:left="360" w:hanging="240"/>
+        <w:ind w:left="1080" w:hanging="240"/>
       </w:pPr>
       <w:r>
         <w:rPr>
@@ -925,13 +686,13 @@
           <w:sz w:val="20"/>
           <w:u w:val="none"/>
         </w:rPr>
-        <w:t>2. Open Takeaway Box A and bind Food Item X.</w:t>
+        <w:t>2. Attempt to bind the same food item to the second takeaway box</w:t>
       </w:r>
     </w:p>
     <w:p>
       <w:pPr>
         <w:spacing w:before="0" w:after="40"/>
-        <w:ind w:left="360" w:hanging="240"/>
+        <w:ind w:left="1080" w:hanging="240"/>
       </w:pPr>
       <w:r>
         <w:rPr>
@@ -941,39 +702,7 @@
           <w:sz w:val="20"/>
           <w:u w:val="none"/>
         </w:rPr>
-        <w:t>3. Save and verify the binding succeeds.</w:t>
-      </w:r>
-    </w:p>
-    <w:p>
-      <w:pPr>
-        <w:spacing w:before="0" w:after="40"/>
-        <w:ind w:left="360" w:hanging="240"/>
-      </w:pPr>
-      <w:r>
-        <w:rPr>
-          <w:rFonts w:ascii="Arial" w:hAnsi="Arial" w:eastAsia="Arial" w:cs="Arial"/>
-          <w:b w:val="0"/>
-          <w:color w:val="000000"/>
-          <w:sz w:val="20"/>
-          <w:u w:val="none"/>
-        </w:rPr>
-        <w:t>4. Open Takeaway Box B (same outlet) and try to bind the same Food Item X.</w:t>
-      </w:r>
-    </w:p>
-    <w:p>
-      <w:pPr>
-        <w:spacing w:before="0" w:after="40"/>
-        <w:ind w:left="360" w:hanging="240"/>
-      </w:pPr>
-      <w:r>
-        <w:rPr>
-          <w:rFonts w:ascii="Arial" w:hAnsi="Arial" w:eastAsia="Arial" w:cs="Arial"/>
-          <w:b w:val="0"/>
-          <w:color w:val="000000"/>
-          <w:sz w:val="20"/>
-          <w:u w:val="none"/>
-        </w:rPr>
-        <w:t>5. Observe the system response when attempting to bind.</w:t>
+        <w:t>3. Save the content</w:t>
       </w:r>
     </w:p>
     <w:p>
@@ -994,7 +723,7 @@
     <w:p>
       <w:pPr>
         <w:spacing w:before="0" w:after="40"/>
-        <w:ind w:left="360" w:hanging="240"/>
+        <w:ind w:left="1080" w:hanging="240"/>
       </w:pPr>
       <w:r>
         <w:rPr>
@@ -1004,13 +733,13 @@
           <w:sz w:val="20"/>
           <w:u w:val="none"/>
         </w:rPr>
-        <w:t>1. The system prevents Food Item X from being bound to two different takeaway boxes within the same outlet.</w:t>
+        <w:t>1. The system prevents the food item from being mapped to a second takeaway box</w:t>
       </w:r>
     </w:p>
     <w:p>
       <w:pPr>
         <w:spacing w:before="0" w:after="40"/>
-        <w:ind w:left="360" w:hanging="240"/>
+        <w:ind w:left="1080" w:hanging="240"/>
       </w:pPr>
       <w:r>
         <w:rPr>
@@ -1020,13 +749,13 @@
           <w:sz w:val="20"/>
           <w:u w:val="none"/>
         </w:rPr>
-        <w:t>2. A clear validation message is shown when the user attempts to map the same food item to a second takeaway box.</w:t>
+        <w:t>2. A clear validation message is shown when saving</w:t>
       </w:r>
     </w:p>
     <w:p>
       <w:pPr>
         <w:spacing w:before="0" w:after="40"/>
-        <w:ind w:left="360" w:hanging="240"/>
+        <w:ind w:left="1080" w:hanging="240"/>
       </w:pPr>
       <w:r>
         <w:rPr>
@@ -1036,7 +765,7 @@
           <w:sz w:val="20"/>
           <w:u w:val="none"/>
         </w:rPr>
-        <w:t>3. Existing bindings to Takeaway Box A are preserved.</w:t>
+        <w:t>3. The food item remains bound only to the original takeaway box</w:t>
       </w:r>
     </w:p>
     <w:p>
@@ -1051,7 +780,7 @@
           <w:sz w:val="24"/>
           <w:u w:val="none"/>
         </w:rPr>
-        <w:t>3.Takeaway Box Settings Sync API - GET /outlet_takeaway_boxes</w:t>
+        <w:t>F3. Takeaway Box Open API Successful Retrieval</w:t>
       </w:r>
     </w:p>
     <w:p>
@@ -1066,7 +795,7 @@
           <w:sz w:val="22"/>
           <w:u w:val="none"/>
         </w:rPr>
-        <w:t>3.1.Sync takeaway box settings to OGS via the menu sync API</w:t>
+        <w:t>F3.1. Retrieve Takeaway Boxes for a Single Outlet and Language</w:t>
       </w:r>
     </w:p>
     <w:p>
@@ -1087,7 +816,7 @@
     <w:p>
       <w:pPr>
         <w:spacing w:before="0" w:after="40"/>
-        <w:ind w:left="360" w:hanging="240"/>
+        <w:ind w:left="1080" w:hanging="240"/>
       </w:pPr>
       <w:r>
         <w:rPr>
@@ -1097,39 +826,7 @@
           <w:sz w:val="20"/>
           <w:u w:val="none"/>
         </w:rPr>
-        <w:t>1. Takeaway Box settings have been configured for at least one outlet under BYOD Management &gt; Takeaway Box Settings.</w:t>
-      </w:r>
-    </w:p>
-    <w:p>
-      <w:pPr>
-        <w:spacing w:before="0" w:after="40"/>
-        <w:ind w:left="360" w:hanging="240"/>
-      </w:pPr>
-      <w:r>
-        <w:rPr>
-          <w:rFonts w:ascii="Arial" w:hAnsi="Arial" w:eastAsia="Arial" w:cs="Arial"/>
-          <w:b w:val="0"/>
-          <w:color w:val="000000"/>
-          <w:sz w:val="20"/>
-          <w:u w:val="none"/>
-        </w:rPr>
-        <w:t>2. Menu sync to OGS is enabled for the relevant outlets.</w:t>
-      </w:r>
-    </w:p>
-    <w:p>
-      <w:pPr>
-        <w:spacing w:before="0" w:after="40"/>
-        <w:ind w:left="360" w:hanging="240"/>
-      </w:pPr>
-      <w:r>
-        <w:rPr>
-          <w:rFonts w:ascii="Arial" w:hAnsi="Arial" w:eastAsia="Arial" w:cs="Arial"/>
-          <w:b w:val="0"/>
-          <w:color w:val="000000"/>
-          <w:sz w:val="20"/>
-          <w:u w:val="none"/>
-        </w:rPr>
-        <w:t>3. The BYODGAPI endpoint is reachable.</w:t>
+        <w:t>1. A BYOD-enabled outlet has an active takeaway box configuration with active allowed food items</w:t>
       </w:r>
     </w:p>
     <w:p>
@@ -1150,7 +847,7 @@
     <w:p>
       <w:pPr>
         <w:spacing w:before="0" w:after="40"/>
-        <w:ind w:left="360" w:hanging="240"/>
+        <w:ind w:left="1080" w:hanging="240"/>
       </w:pPr>
       <w:r>
         <w:rPr>
@@ -1160,13 +857,13 @@
           <w:sz w:val="20"/>
           <w:u w:val="none"/>
         </w:rPr>
-        <w:t>1. Trigger menu sync to OGS for an outlet with configured takeaway box settings.</w:t>
+        <w:t>1. Call GET /outlet_takeaway_boxes with outlet_codes for the single outlet and languages=en</w:t>
       </w:r>
     </w:p>
     <w:p>
       <w:pPr>
         <w:spacing w:before="0" w:after="40"/>
-        <w:ind w:left="360" w:hanging="240"/>
+        <w:ind w:left="1080" w:hanging="240"/>
       </w:pPr>
       <w:r>
         <w:rPr>
@@ -1176,39 +873,7 @@
           <w:sz w:val="20"/>
           <w:u w:val="none"/>
         </w:rPr>
-        <w:t>2. Call the GET /outlet_takeaway_boxes endpoint with the configured outlet code.</w:t>
-      </w:r>
-    </w:p>
-    <w:p>
-      <w:pPr>
-        <w:spacing w:before="0" w:after="40"/>
-        <w:ind w:left="360" w:hanging="240"/>
-      </w:pPr>
-      <w:r>
-        <w:rPr>
-          <w:rFonts w:ascii="Arial" w:hAnsi="Arial" w:eastAsia="Arial" w:cs="Arial"/>
-          <w:b w:val="0"/>
-          <w:color w:val="000000"/>
-          <w:sz w:val="20"/>
-          <w:u w:val="none"/>
-        </w:rPr>
-        <w:t>3. Verify the sync request includes the takeaway box item and bound food items.</w:t>
-      </w:r>
-    </w:p>
-    <w:p>
-      <w:pPr>
-        <w:spacing w:before="0" w:after="40"/>
-        <w:ind w:left="360" w:hanging="240"/>
-      </w:pPr>
-      <w:r>
-        <w:rPr>
-          <w:rFonts w:ascii="Arial" w:hAnsi="Arial" w:eastAsia="Arial" w:cs="Arial"/>
-          <w:b w:val="0"/>
-          <w:color w:val="000000"/>
-          <w:sz w:val="20"/>
-          <w:u w:val="none"/>
-        </w:rPr>
-        <w:t>4. On the OGS side, verify the takeaway box and bound items are received.</w:t>
+        <w:t>2. Review the returned JSON response</w:t>
       </w:r>
     </w:p>
     <w:p>
@@ -1229,7 +894,7 @@
     <w:p>
       <w:pPr>
         <w:spacing w:before="0" w:after="40"/>
-        <w:ind w:left="360" w:hanging="240"/>
+        <w:ind w:left="1080" w:hanging="240"/>
       </w:pPr>
       <w:r>
         <w:rPr>
@@ -1239,13 +904,13 @@
           <w:sz w:val="20"/>
           <w:u w:val="none"/>
         </w:rPr>
-        <w:t>1. The menu sync successfully delivers the takeaway box item and bound items to OGS.</w:t>
+        <w:t>1. The response status is "success"</w:t>
       </w:r>
     </w:p>
     <w:p>
       <w:pPr>
         <w:spacing w:before="0" w:after="40"/>
-        <w:ind w:left="360" w:hanging="240"/>
+        <w:ind w:left="1080" w:hanging="240"/>
       </w:pPr>
       <w:r>
         <w:rPr>
@@ -1255,13 +920,13 @@
           <w:sz w:val="20"/>
           <w:u w:val="none"/>
         </w:rPr>
-        <w:t>2. The API returns the takeaway box settings for the configured outlet.</w:t>
+        <w:t>2. The outlet is returned with code, shop_code and outlet name</w:t>
       </w:r>
     </w:p>
     <w:p>
       <w:pPr>
         <w:spacing w:before="0" w:after="40"/>
-        <w:ind w:left="360" w:hanging="240"/>
+        <w:ind w:left="1080" w:hanging="240"/>
       </w:pPr>
       <w:r>
         <w:rPr>
@@ -1271,7 +936,7 @@
           <w:sz w:val="20"/>
           <w:u w:val="none"/>
         </w:rPr>
-        <w:t>3. The takeaway box and its bound items are visible in OGS after sync.</w:t>
+        <w:t>3. Each box includes code, localized name, last_modified_time and its items with item code and localized name</w:t>
       </w:r>
     </w:p>
     <w:p>
@@ -1286,7 +951,7 @@
           <w:sz w:val="22"/>
           <w:u w:val="none"/>
         </w:rPr>
-        <w:t>3.2.API returns takeaway box settings for a single outlet</w:t>
+        <w:t>F3.2. Retrieve Takeaway Boxes for Multiple Outlets and Languages</w:t>
       </w:r>
     </w:p>
     <w:p>
@@ -1307,7 +972,7 @@
     <w:p>
       <w:pPr>
         <w:spacing w:before="0" w:after="40"/>
-        <w:ind w:left="360" w:hanging="240"/>
+        <w:ind w:left="1080" w:hanging="240"/>
       </w:pPr>
       <w:r>
         <w:rPr>
@@ -1317,23 +982,7 @@
           <w:sz w:val="20"/>
           <w:u w:val="none"/>
         </w:rPr>
-        <w:t>1. Takeaway Box settings have been configured for at least one BYOD-enabled outlet.</w:t>
-      </w:r>
-    </w:p>
-    <w:p>
-      <w:pPr>
-        <w:spacing w:before="0" w:after="40"/>
-        <w:ind w:left="360" w:hanging="240"/>
-      </w:pPr>
-      <w:r>
-        <w:rPr>
-          <w:rFonts w:ascii="Arial" w:hAnsi="Arial" w:eastAsia="Arial" w:cs="Arial"/>
-          <w:b w:val="0"/>
-          <w:color w:val="000000"/>
-          <w:sz w:val="20"/>
-          <w:u w:val="none"/>
-        </w:rPr>
-        <w:t>2. The outlet has an active takeaway box configuration with active allowed food items.</w:t>
+        <w:t>1. Multiple BYOD-enabled outlets have active takeaway box configurations</w:t>
       </w:r>
     </w:p>
     <w:p>
@@ -1354,7 +1003,7 @@
     <w:p>
       <w:pPr>
         <w:spacing w:before="0" w:after="40"/>
-        <w:ind w:left="360" w:hanging="240"/>
+        <w:ind w:left="1080" w:hanging="240"/>
       </w:pPr>
       <w:r>
         <w:rPr>
@@ -1364,13 +1013,13 @@
           <w:sz w:val="20"/>
           <w:u w:val="none"/>
         </w:rPr>
-        <w:t>1. Call GET /outlet_takeaway_boxes with a single valid outlet_codes parameter (e.g., 1001).</w:t>
+        <w:t>1. Call GET /outlet_takeaway_boxes with outlet_codes containing multiple comma-separated values such as 1001,1002,1003</w:t>
       </w:r>
     </w:p>
     <w:p>
       <w:pPr>
         <w:spacing w:before="0" w:after="40"/>
-        <w:ind w:left="360" w:hanging="240"/>
+        <w:ind w:left="1080" w:hanging="240"/>
       </w:pPr>
       <w:r>
         <w:rPr>
@@ -1380,13 +1029,13 @@
           <w:sz w:val="20"/>
           <w:u w:val="none"/>
         </w:rPr>
-        <w:t>2. Call the API with a single valid languages parameter (e.g., en).</w:t>
+        <w:t>2. Pass multiple languages such as en,zh-Hant</w:t>
       </w:r>
     </w:p>
     <w:p>
       <w:pPr>
         <w:spacing w:before="0" w:after="40"/>
-        <w:ind w:left="360" w:hanging="240"/>
+        <w:ind w:left="1080" w:hanging="240"/>
       </w:pPr>
       <w:r>
         <w:rPr>
@@ -1396,7 +1045,7 @@
           <w:sz w:val="20"/>
           <w:u w:val="none"/>
         </w:rPr>
-        <w:t>3. Verify the response status and data structure.</w:t>
+        <w:t>3. Review the response for each outlet</w:t>
       </w:r>
     </w:p>
     <w:p>
@@ -1417,7 +1066,7 @@
     <w:p>
       <w:pPr>
         <w:spacing w:before="0" w:after="40"/>
-        <w:ind w:left="360" w:hanging="240"/>
+        <w:ind w:left="1080" w:hanging="240"/>
       </w:pPr>
       <w:r>
         <w:rPr>
@@ -1427,13 +1076,13 @@
           <w:sz w:val="20"/>
           <w:u w:val="none"/>
         </w:rPr>
-        <w:t>1. The API returns a "success" status.</w:t>
+        <w:t>1. All eligible outlets are returned in one response</w:t>
       </w:r>
     </w:p>
     <w:p>
       <w:pPr>
         <w:spacing w:before="0" w:after="40"/>
-        <w:ind w:left="360" w:hanging="240"/>
+        <w:ind w:left="1080" w:hanging="240"/>
       </w:pPr>
       <w:r>
         <w:rPr>
@@ -1443,13 +1092,13 @@
           <w:sz w:val="20"/>
           <w:u w:val="none"/>
         </w:rPr>
-        <w:t>2. The response data contains the outlet with its code, shop_code, and localized name.</w:t>
+        <w:t>2. Box and item names are returned for each requested language in name_&lt;language_code&gt; fields</w:t>
       </w:r>
     </w:p>
     <w:p>
       <w:pPr>
         <w:spacing w:before="0" w:after="40"/>
-        <w:ind w:left="360" w:hanging="240"/>
+        <w:ind w:left="1080" w:hanging="240"/>
       </w:pPr>
       <w:r>
         <w:rPr>
@@ -1459,7 +1108,7 @@
           <w:sz w:val="20"/>
           <w:u w:val="none"/>
         </w:rPr>
-        <w:t>3. The outlet's boxes array contains the configured takeaway box with code, localized name, last_modified_time, and bound items.</w:t>
+        <w:t>3. The structure of every outlet, box and item is consistent with the API specification</w:t>
       </w:r>
     </w:p>
     <w:p>
@@ -1474,7 +1123,7 @@
           <w:sz w:val="22"/>
           <w:u w:val="none"/>
         </w:rPr>
-        <w:t>3.3.API returns takeaway box settings for multiple outlets</w:t>
+        <w:t>F3.3. Enterprise Config Zone Item Name Override per Outlet Shop</w:t>
       </w:r>
     </w:p>
     <w:p>
@@ -1495,7 +1144,7 @@
     <w:p>
       <w:pPr>
         <w:spacing w:before="0" w:after="40"/>
-        <w:ind w:left="360" w:hanging="240"/>
+        <w:ind w:left="1080" w:hanging="240"/>
       </w:pPr>
       <w:r>
         <w:rPr>
@@ -1505,7 +1154,7 @@
           <w:sz w:val="20"/>
           <w:u w:val="none"/>
         </w:rPr>
-        <w:t>1. Takeaway Box settings have been configured for at least two BYOD-enabled outlets.</w:t>
+        <w:t>1. An enterprise config zone item name override is configured for the outlet shop</w:t>
       </w:r>
     </w:p>
     <w:p>
@@ -1526,7 +1175,7 @@
     <w:p>
       <w:pPr>
         <w:spacing w:before="0" w:after="40"/>
-        <w:ind w:left="360" w:hanging="240"/>
+        <w:ind w:left="1080" w:hanging="240"/>
       </w:pPr>
       <w:r>
         <w:rPr>
@@ -1536,13 +1185,13 @@
           <w:sz w:val="20"/>
           <w:u w:val="none"/>
         </w:rPr>
-        <w:t>1. Call GET /outlet_takeaway_boxes with multiple outlet_codes separated by commas (e.g., 1001,1002,1003).</w:t>
+        <w:t>1. Call GET /outlet_takeaway_boxes for the outlet</w:t>
       </w:r>
     </w:p>
     <w:p>
       <w:pPr>
         <w:spacing w:before="0" w:after="40"/>
-        <w:ind w:left="360" w:hanging="240"/>
+        <w:ind w:left="1080" w:hanging="240"/>
       </w:pPr>
       <w:r>
         <w:rPr>
@@ -1552,23 +1201,7 @@
           <w:sz w:val="20"/>
           <w:u w:val="none"/>
         </w:rPr>
-        <w:t>2. Call the API with a single or multiple languages parameter (e.g., en,zh-Hant).</w:t>
-      </w:r>
-    </w:p>
-    <w:p>
-      <w:pPr>
-        <w:spacing w:before="0" w:after="40"/>
-        <w:ind w:left="360" w:hanging="240"/>
-      </w:pPr>
-      <w:r>
-        <w:rPr>
-          <w:rFonts w:ascii="Arial" w:hAnsi="Arial" w:eastAsia="Arial" w:cs="Arial"/>
-          <w:b w:val="0"/>
-          <w:color w:val="000000"/>
-          <w:sz w:val="20"/>
-          <w:u w:val="none"/>
-        </w:rPr>
-        <w:t>3. Verify the response status and data structure for each outlet.</w:t>
+        <w:t>2. Compare the returned box and item names with the zone override configuration</w:t>
       </w:r>
     </w:p>
     <w:p>
@@ -1589,7 +1222,7 @@
     <w:p>
       <w:pPr>
         <w:spacing w:before="0" w:after="40"/>
-        <w:ind w:left="360" w:hanging="240"/>
+        <w:ind w:left="1080" w:hanging="240"/>
       </w:pPr>
       <w:r>
         <w:rPr>
@@ -1599,13 +1232,13 @@
           <w:sz w:val="20"/>
           <w:u w:val="none"/>
         </w:rPr>
-        <w:t>1. The API returns a "success" status.</w:t>
+        <w:t>1. The takeaway box and food item names follow the enterprise config zone override for the outlet shop</w:t>
       </w:r>
     </w:p>
     <w:p>
       <w:pPr>
         <w:spacing w:before="0" w:after="40"/>
-        <w:ind w:left="360" w:hanging="240"/>
+        <w:ind w:left="1080" w:hanging="240"/>
       </w:pPr>
       <w:r>
         <w:rPr>
@@ -1615,13 +1248,13 @@
           <w:sz w:val="20"/>
           <w:u w:val="none"/>
         </w:rPr>
-        <w:t>2. The response data contains all the requested outlets that have active takeaway box configurations.</w:t>
+        <w:t>2. The overridden names are returned instead of the default names</w:t>
       </w:r>
     </w:p>
     <w:p>
       <w:pPr>
         <w:spacing w:before="0" w:after="40"/>
-        <w:ind w:left="360" w:hanging="240"/>
+        <w:ind w:left="1080" w:hanging="240"/>
       </w:pPr>
       <w:r>
         <w:rPr>
@@ -1631,7 +1264,7 @@
           <w:sz w:val="20"/>
           <w:u w:val="none"/>
         </w:rPr>
-        <w:t>3. Each outlet in the response shows its boxes and bound items with the requested language localization.</w:t>
+        <w:t>3. Codes and last_modified_time remain correct</w:t>
       </w:r>
     </w:p>
     <w:p>
@@ -1646,7 +1279,7 @@
           <w:sz w:val="24"/>
           <w:u w:val="none"/>
         </w:rPr>
-        <w:t>4.API Response Data and Localization</w:t>
+        <w:t>F4. API Filtering Rules</w:t>
       </w:r>
     </w:p>
     <w:p>
@@ -1661,7 +1294,7 @@
           <w:sz w:val="22"/>
           <w:u w:val="none"/>
         </w:rPr>
-        <w:t>4.1.Enterprise config zone item name override is supported per outlet shop</w:t>
+        <w:t>F4.1. Invalid or Non BYOD Outlet Codes Are Silently Skipped</w:t>
       </w:r>
     </w:p>
     <w:p>
@@ -1682,7 +1315,7 @@
     <w:p>
       <w:pPr>
         <w:spacing w:before="0" w:after="40"/>
-        <w:ind w:left="360" w:hanging="240"/>
+        <w:ind w:left="1080" w:hanging="240"/>
       </w:pPr>
       <w:r>
         <w:rPr>
@@ -1692,23 +1325,7 @@
           <w:sz w:val="20"/>
           <w:u w:val="none"/>
         </w:rPr>
-        <w:t>1. Takeaway Box settings have been configured for an outlet.</w:t>
-      </w:r>
-    </w:p>
-    <w:p>
-      <w:pPr>
-        <w:spacing w:before="0" w:after="40"/>
-        <w:ind w:left="360" w:hanging="240"/>
-      </w:pPr>
-      <w:r>
-        <w:rPr>
-          <w:rFonts w:ascii="Arial" w:hAnsi="Arial" w:eastAsia="Arial" w:cs="Arial"/>
-          <w:b w:val="0"/>
-          <w:color w:val="000000"/>
-          <w:sz w:val="20"/>
-          <w:u w:val="none"/>
-        </w:rPr>
-        <w:t>2. Enterprise config zone item name override is configured for the outlet's shop.</w:t>
+        <w:t>1. The request contains a mix of valid BYOD-enabled outlets and invalid or non-BYOD outlet codes</w:t>
       </w:r>
     </w:p>
     <w:p>
@@ -1729,7 +1346,7 @@
     <w:p>
       <w:pPr>
         <w:spacing w:before="0" w:after="40"/>
-        <w:ind w:left="360" w:hanging="240"/>
+        <w:ind w:left="1080" w:hanging="240"/>
       </w:pPr>
       <w:r>
         <w:rPr>
@@ -1739,39 +1356,7 @@
           <w:sz w:val="20"/>
           <w:u w:val="none"/>
         </w:rPr>
-        <w:t>1. Call GET /outlet_takeaway_boxes with the outlet code of the shop that has a config zone item name override.</w:t>
-      </w:r>
-    </w:p>
-    <w:p>
-      <w:pPr>
-        <w:spacing w:before="0" w:after="40"/>
-        <w:ind w:left="360" w:hanging="240"/>
-      </w:pPr>
-      <w:r>
-        <w:rPr>
-          <w:rFonts w:ascii="Arial" w:hAnsi="Arial" w:eastAsia="Arial" w:cs="Arial"/>
-          <w:b w:val="0"/>
-          <w:color w:val="000000"/>
-          <w:sz w:val="20"/>
-          <w:u w:val="none"/>
-        </w:rPr>
-        <w:t>2. Verify the localized name of the takeaway box item and bound food items in the response.</w:t>
-      </w:r>
-    </w:p>
-    <w:p>
-      <w:pPr>
-        <w:spacing w:before="0" w:after="40"/>
-        <w:ind w:left="360" w:hanging="240"/>
-      </w:pPr>
-      <w:r>
-        <w:rPr>
-          <w:rFonts w:ascii="Arial" w:hAnsi="Arial" w:eastAsia="Arial" w:cs="Arial"/>
-          <w:b w:val="0"/>
-          <w:color w:val="000000"/>
-          <w:sz w:val="20"/>
-          <w:u w:val="none"/>
-        </w:rPr>
-        <w:t>3. Compare the returned item names with the config zone override values.</w:t>
+        <w:t>1. Call GET /outlet_takeaway_boxes with the mixed outlet codes</w:t>
       </w:r>
     </w:p>
     <w:p>
@@ -1792,7 +1377,7 @@
     <w:p>
       <w:pPr>
         <w:spacing w:before="0" w:after="40"/>
-        <w:ind w:left="360" w:hanging="240"/>
+        <w:ind w:left="1080" w:hanging="240"/>
       </w:pPr>
       <w:r>
         <w:rPr>
@@ -1802,13 +1387,13 @@
           <w:sz w:val="20"/>
           <w:u w:val="none"/>
         </w:rPr>
-        <w:t>1. The API returns the item names overridden by the enterprise config zone for the outlet's shop.</w:t>
+        <w:t>1. Invalid or non-BYOD outlet codes are silently skipped without failing the whole request</w:t>
       </w:r>
     </w:p>
     <w:p>
       <w:pPr>
         <w:spacing w:before="0" w:after="40"/>
-        <w:ind w:left="360" w:hanging="240"/>
+        <w:ind w:left="1080" w:hanging="240"/>
       </w:pPr>
       <w:r>
         <w:rPr>
@@ -1818,13 +1403,13 @@
           <w:sz w:val="20"/>
           <w:u w:val="none"/>
         </w:rPr>
-        <w:t>2. The localized names reflect the config zone override rather than the default item names.</w:t>
+        <w:t>2. Only eligible BYOD-enabled outlets appear in the response</w:t>
       </w:r>
     </w:p>
     <w:p>
       <w:pPr>
         <w:spacing w:before="0" w:after="40"/>
-        <w:ind w:left="360" w:hanging="240"/>
+        <w:ind w:left="1080" w:hanging="240"/>
       </w:pPr>
       <w:r>
         <w:rPr>
@@ -1834,7 +1419,7 @@
           <w:sz w:val="20"/>
           <w:u w:val="none"/>
         </w:rPr>
-        <w:t>3. The override is applied per outlet shop correctly.</w:t>
+        <w:t>3. The response status remains "success"</w:t>
       </w:r>
     </w:p>
     <w:p>
@@ -1849,7 +1434,7 @@
           <w:sz w:val="22"/>
           <w:u w:val="none"/>
         </w:rPr>
-        <w:t>4.2.Only BYOD-enabled outlets with active takeaway box configuration are returned</w:t>
+        <w:t>F4.2. Outlets Without Boxes and Boxes Without Active Items Are Omitted</w:t>
       </w:r>
     </w:p>
     <w:p>
@@ -1870,7 +1455,7 @@
     <w:p>
       <w:pPr>
         <w:spacing w:before="0" w:after="40"/>
-        <w:ind w:left="360" w:hanging="240"/>
+        <w:ind w:left="1080" w:hanging="240"/>
       </w:pPr>
       <w:r>
         <w:rPr>
@@ -1880,13 +1465,13 @@
           <w:sz w:val="20"/>
           <w:u w:val="none"/>
         </w:rPr>
-        <w:t>1. At least one BYOD-enabled outlet with active takeaway box configuration exists.</w:t>
+        <w:t>1. One BYOD-enabled outlet has no takeaway box configured</w:t>
       </w:r>
     </w:p>
     <w:p>
       <w:pPr>
         <w:spacing w:before="0" w:after="40"/>
-        <w:ind w:left="360" w:hanging="240"/>
+        <w:ind w:left="1080" w:hanging="240"/>
       </w:pPr>
       <w:r>
         <w:rPr>
@@ -1896,7 +1481,7 @@
           <w:sz w:val="20"/>
           <w:u w:val="none"/>
         </w:rPr>
-        <w:t>2. At least one non-BYOD outlet or an outlet without configured boxes exists.</w:t>
+        <w:t>2. Another outlet has a takeaway box with no active allowed food items</w:t>
       </w:r>
     </w:p>
     <w:p>
@@ -1917,7 +1502,7 @@
     <w:p>
       <w:pPr>
         <w:spacing w:before="0" w:after="40"/>
-        <w:ind w:left="360" w:hanging="240"/>
+        <w:ind w:left="1080" w:hanging="240"/>
       </w:pPr>
       <w:r>
         <w:rPr>
@@ -1927,23 +1512,7 @@
           <w:sz w:val="20"/>
           <w:u w:val="none"/>
         </w:rPr>
-        <w:t>1. Call GET /outlet_takeaway_boxes with outlet codes that include both BYOD-enabled and non-BYOD outlets.</w:t>
-      </w:r>
-    </w:p>
-    <w:p>
-      <w:pPr>
-        <w:spacing w:before="0" w:after="40"/>
-        <w:ind w:left="360" w:hanging="240"/>
-      </w:pPr>
-      <w:r>
-        <w:rPr>
-          <w:rFonts w:ascii="Arial" w:hAnsi="Arial" w:eastAsia="Arial" w:cs="Arial"/>
-          <w:b w:val="0"/>
-          <w:color w:val="000000"/>
-          <w:sz w:val="20"/>
-          <w:u w:val="none"/>
-        </w:rPr>
-        <w:t>2. Verify the response data for the outlets returned.</w:t>
+        <w:t>1. Call GET /outlet_takeaway_boxes for these outlets together with a fully configured outlet</w:t>
       </w:r>
     </w:p>
     <w:p>
@@ -1964,7 +1533,7 @@
     <w:p>
       <w:pPr>
         <w:spacing w:before="0" w:after="40"/>
-        <w:ind w:left="360" w:hanging="240"/>
+        <w:ind w:left="1080" w:hanging="240"/>
       </w:pPr>
       <w:r>
         <w:rPr>
@@ -1974,13 +1543,13 @@
           <w:sz w:val="20"/>
           <w:u w:val="none"/>
         </w:rPr>
-        <w:t>1. Only BYOD-enabled outlets with active takeaway box configuration are returned in the response.</w:t>
+        <w:t>1. The outlet without configured boxes is omitted from the response</w:t>
       </w:r>
     </w:p>
     <w:p>
       <w:pPr>
         <w:spacing w:before="0" w:after="40"/>
-        <w:ind w:left="360" w:hanging="240"/>
+        <w:ind w:left="1080" w:hanging="240"/>
       </w:pPr>
       <w:r>
         <w:rPr>
@@ -1990,13 +1559,13 @@
           <w:sz w:val="20"/>
           <w:u w:val="none"/>
         </w:rPr>
-        <w:t>2. Non-BYOD outlets are omitted from the response.</w:t>
+        <w:t>2. The box without any active allowed food items is omitted from its outlet's boxes</w:t>
       </w:r>
     </w:p>
     <w:p>
       <w:pPr>
         <w:spacing w:before="0" w:after="40"/>
-        <w:ind w:left="360" w:hanging="240"/>
+        <w:ind w:left="1080" w:hanging="240"/>
       </w:pPr>
       <w:r>
         <w:rPr>
@@ -2006,7 +1575,22 @@
           <w:sz w:val="20"/>
           <w:u w:val="none"/>
         </w:rPr>
-        <w:t>3. Outlets without configured boxes are omitted from the response.</w:t>
+        <w:t>3. The fully configured outlet and boxes are returned normally</w:t>
+      </w:r>
+    </w:p>
+    <w:p>
+      <w:pPr>
+        <w:spacing w:before="160" w:after="80"/>
+      </w:pPr>
+      <w:r>
+        <w:rPr>
+          <w:rFonts w:ascii="Arial" w:hAnsi="Arial" w:eastAsia="Arial" w:cs="Arial"/>
+          <w:b/>
+          <w:color w:val="001EFF"/>
+          <w:sz w:val="24"/>
+          <w:u w:val="none"/>
+        </w:rPr>
+        <w:t>F5. API Error Handling</w:t>
       </w:r>
     </w:p>
     <w:p>
@@ -2021,7 +1605,7 @@
           <w:sz w:val="22"/>
           <w:u w:val="none"/>
         </w:rPr>
-        <w:t>4.3.Outlets without active allowed food items are omitted</w:t>
+        <w:t>F5.1. Missing outlet_codes Parameter</w:t>
       </w:r>
     </w:p>
     <w:p>
@@ -2042,7 +1626,7 @@
     <w:p>
       <w:pPr>
         <w:spacing w:before="0" w:after="40"/>
-        <w:ind w:left="360" w:hanging="240"/>
+        <w:ind w:left="1080" w:hanging="240"/>
       </w:pPr>
       <w:r>
         <w:rPr>
@@ -2052,7 +1636,7 @@
           <w:sz w:val="20"/>
           <w:u w:val="none"/>
         </w:rPr>
-        <w:t>1. A takeaway box exists for an outlet but has no active allowed food items bound to it.</w:t>
+        <w:t>1. The Open API endpoint is available</w:t>
       </w:r>
     </w:p>
     <w:p>
@@ -2073,7 +1657,7 @@
     <w:p>
       <w:pPr>
         <w:spacing w:before="0" w:after="40"/>
-        <w:ind w:left="360" w:hanging="240"/>
+        <w:ind w:left="1080" w:hanging="240"/>
       </w:pPr>
       <w:r>
         <w:rPr>
@@ -2083,23 +1667,7 @@
           <w:sz w:val="20"/>
           <w:u w:val="none"/>
         </w:rPr>
-        <w:t>1. Call GET /outlet_takeaway_boxes with the outlet code of the outlet whose takeaway box has no active allowed food items.</w:t>
-      </w:r>
-    </w:p>
-    <w:p>
-      <w:pPr>
-        <w:spacing w:before="0" w:after="40"/>
-        <w:ind w:left="360" w:hanging="240"/>
-      </w:pPr>
-      <w:r>
-        <w:rPr>
-          <w:rFonts w:ascii="Arial" w:hAnsi="Arial" w:eastAsia="Arial" w:cs="Arial"/>
-          <w:b w:val="0"/>
-          <w:color w:val="000000"/>
-          <w:sz w:val="20"/>
-          <w:u w:val="none"/>
-        </w:rPr>
-        <w:t>2. Verify the response data for that outlet.</w:t>
+        <w:t>1. Call GET /outlet_takeaway_boxes without the outlet_codes parameter</w:t>
       </w:r>
     </w:p>
     <w:p>
@@ -2120,7 +1688,7 @@
     <w:p>
       <w:pPr>
         <w:spacing w:before="0" w:after="40"/>
-        <w:ind w:left="360" w:hanging="240"/>
+        <w:ind w:left="1080" w:hanging="240"/>
       </w:pPr>
       <w:r>
         <w:rPr>
@@ -2130,13 +1698,13 @@
           <w:sz w:val="20"/>
           <w:u w:val="none"/>
         </w:rPr>
-        <w:t>1. The outlet whose takeaway boxes have no active allowed food items is omitted from the response.</w:t>
+        <w:t>1. The API returns HTTP status code 400</w:t>
       </w:r>
     </w:p>
     <w:p>
       <w:pPr>
         <w:spacing w:before="0" w:after="40"/>
-        <w:ind w:left="360" w:hanging="240"/>
+        <w:ind w:left="1080" w:hanging="240"/>
       </w:pPr>
       <w:r>
         <w:rPr>
@@ -2146,22 +1714,23 @@
           <w:sz w:val="20"/>
           <w:u w:val="none"/>
         </w:rPr>
-        <w:t>2. The response only includes outlets with at least one active takeaway box containing active allowed food items.</w:t>
+        <w:t>2. The response status is "fail" with error code missing_outlet_code</w:t>
       </w:r>
     </w:p>
     <w:p>
       <w:pPr>
-        <w:spacing w:before="160" w:after="80"/>
+        <w:spacing w:before="0" w:after="40"/>
+        <w:ind w:left="1080" w:hanging="240"/>
       </w:pPr>
       <w:r>
         <w:rPr>
           <w:rFonts w:ascii="Arial" w:hAnsi="Arial" w:eastAsia="Arial" w:cs="Arial"/>
-          <w:b/>
-          <w:color w:val="001EFF"/>
-          <w:sz w:val="24"/>
+          <w:b w:val="0"/>
+          <w:color w:val="000000"/>
+          <w:sz w:val="20"/>
           <w:u w:val="none"/>
         </w:rPr>
-        <w:t>5.API Error Handling</w:t>
+        <w:t>3. The message indicates that parameter "outlet_codes" is missing in the API URL</w:t>
       </w:r>
     </w:p>
     <w:p>
@@ -2176,7 +1745,7 @@
           <w:sz w:val="22"/>
           <w:u w:val="none"/>
         </w:rPr>
-        <w:t>5.1.Invalid or non-BYOD outlet codes are silently skipped</w:t>
+        <w:t>F5.2. Missing languages Parameter</w:t>
       </w:r>
     </w:p>
     <w:p>
@@ -2197,7 +1766,7 @@
     <w:p>
       <w:pPr>
         <w:spacing w:before="0" w:after="40"/>
-        <w:ind w:left="360" w:hanging="240"/>
+        <w:ind w:left="1080" w:hanging="240"/>
       </w:pPr>
       <w:r>
         <w:rPr>
@@ -2207,23 +1776,7 @@
           <w:sz w:val="20"/>
           <w:u w:val="none"/>
         </w:rPr>
-        <w:t>1. At least one valid BYOD-enabled outlet with takeaway box configuration exists.</w:t>
-      </w:r>
-    </w:p>
-    <w:p>
-      <w:pPr>
-        <w:spacing w:before="0" w:after="40"/>
-        <w:ind w:left="360" w:hanging="240"/>
-      </w:pPr>
-      <w:r>
-        <w:rPr>
-          <w:rFonts w:ascii="Arial" w:hAnsi="Arial" w:eastAsia="Arial" w:cs="Arial"/>
-          <w:b w:val="0"/>
-          <w:color w:val="000000"/>
-          <w:sz w:val="20"/>
-          <w:u w:val="none"/>
-        </w:rPr>
-        <w:t>2. An invalid or non-BYOD outlet code is available for testing.</w:t>
+        <w:t>1. The Open API endpoint is available</w:t>
       </w:r>
     </w:p>
     <w:p>
@@ -2244,7 +1797,7 @@
     <w:p>
       <w:pPr>
         <w:spacing w:before="0" w:after="40"/>
-        <w:ind w:left="360" w:hanging="240"/>
+        <w:ind w:left="1080" w:hanging="240"/>
       </w:pPr>
       <w:r>
         <w:rPr>
@@ -2254,23 +1807,7 @@
           <w:sz w:val="20"/>
           <w:u w:val="none"/>
         </w:rPr>
-        <w:t>1. Call GET /outlet_takeaway_boxes with a mix of valid and invalid/non-BYOD outlet codes (e.g., 1001,INVALID,9999).</w:t>
-      </w:r>
-    </w:p>
-    <w:p>
-      <w:pPr>
-        <w:spacing w:before="0" w:after="40"/>
-        <w:ind w:left="360" w:hanging="240"/>
-      </w:pPr>
-      <w:r>
-        <w:rPr>
-          <w:rFonts w:ascii="Arial" w:hAnsi="Arial" w:eastAsia="Arial" w:cs="Arial"/>
-          <w:b w:val="0"/>
-          <w:color w:val="000000"/>
-          <w:sz w:val="20"/>
-          <w:u w:val="none"/>
-        </w:rPr>
-        <w:t>2. Verify the response status and data.</w:t>
+        <w:t>1. Call GET /outlet_takeaway_boxes with valid outlet_codes but without the languages parameter</w:t>
       </w:r>
     </w:p>
     <w:p>
@@ -2291,7 +1828,7 @@
     <w:p>
       <w:pPr>
         <w:spacing w:before="0" w:after="40"/>
-        <w:ind w:left="360" w:hanging="240"/>
+        <w:ind w:left="1080" w:hanging="240"/>
       </w:pPr>
       <w:r>
         <w:rPr>
@@ -2301,13 +1838,13 @@
           <w:sz w:val="20"/>
           <w:u w:val="none"/>
         </w:rPr>
-        <w:t>1. The API returns a "success" status.</w:t>
+        <w:t>1. The API returns HTTP status code 400</w:t>
       </w:r>
     </w:p>
     <w:p>
       <w:pPr>
         <w:spacing w:before="0" w:after="40"/>
-        <w:ind w:left="360" w:hanging="240"/>
+        <w:ind w:left="1080" w:hanging="240"/>
       </w:pPr>
       <w:r>
         <w:rPr>
@@ -2317,13 +1854,13 @@
           <w:sz w:val="20"/>
           <w:u w:val="none"/>
         </w:rPr>
-        <w:t>2. Invalid or non-BYOD outlet codes are silently skipped and do not cause an error.</w:t>
+        <w:t>2. The response status is "fail" with error code missing_languages</w:t>
       </w:r>
     </w:p>
     <w:p>
       <w:pPr>
         <w:spacing w:before="0" w:after="40"/>
-        <w:ind w:left="360" w:hanging="240"/>
+        <w:ind w:left="1080" w:hanging="240"/>
       </w:pPr>
       <w:r>
         <w:rPr>
@@ -2333,849 +1870,7 @@
           <w:sz w:val="20"/>
           <w:u w:val="none"/>
         </w:rPr>
-        <w:t>3. The response only includes data for the valid BYOD-enabled outlets with active takeaway box configuration.</w:t>
-      </w:r>
-    </w:p>
-    <w:p>
-      <w:pPr>
-        <w:spacing w:before="120" w:after="60"/>
-      </w:pPr>
-      <w:r>
-        <w:rPr>
-          <w:rFonts w:ascii="Arial" w:hAnsi="Arial" w:eastAsia="Arial" w:cs="Arial"/>
-          <w:b/>
-          <w:color w:val="001EFF"/>
-          <w:sz w:val="22"/>
-          <w:u w:val="none"/>
-        </w:rPr>
-        <w:t>5.2.Missing outlet_codes parameter returns an error</w:t>
-      </w:r>
-    </w:p>
-    <w:p>
-      <w:pPr>
-        <w:spacing w:before="0" w:after="80"/>
-      </w:pPr>
-      <w:r>
-        <w:rPr>
-          <w:rFonts w:ascii="Arial" w:hAnsi="Arial" w:eastAsia="Arial" w:cs="Arial"/>
-          <w:b/>
-          <w:color w:val="000000"/>
-          <w:sz w:val="20"/>
-          <w:u w:val="none"/>
-        </w:rPr>
-        <w:t>Prerequisite(s):</w:t>
-      </w:r>
-    </w:p>
-    <w:p>
-      <w:pPr>
-        <w:spacing w:before="0" w:after="40"/>
-        <w:ind w:left="360" w:hanging="240"/>
-      </w:pPr>
-      <w:r>
-        <w:rPr>
-          <w:rFonts w:ascii="Arial" w:hAnsi="Arial" w:eastAsia="Arial" w:cs="Arial"/>
-          <w:b w:val="0"/>
-          <w:color w:val="000000"/>
-          <w:sz w:val="20"/>
-          <w:u w:val="none"/>
-        </w:rPr>
-        <w:t>1. The BYODGAPI endpoint is reachable.</w:t>
-      </w:r>
-    </w:p>
-    <w:p>
-      <w:pPr>
-        <w:spacing w:before="0" w:after="80"/>
-      </w:pPr>
-      <w:r>
-        <w:rPr>
-          <w:rFonts w:ascii="Arial" w:hAnsi="Arial" w:eastAsia="Arial" w:cs="Arial"/>
-          <w:b/>
-          <w:color w:val="000000"/>
-          <w:sz w:val="20"/>
-          <w:u w:val="none"/>
-        </w:rPr>
-        <w:t>Step(s):</w:t>
-      </w:r>
-    </w:p>
-    <w:p>
-      <w:pPr>
-        <w:spacing w:before="0" w:after="40"/>
-        <w:ind w:left="360" w:hanging="240"/>
-      </w:pPr>
-      <w:r>
-        <w:rPr>
-          <w:rFonts w:ascii="Arial" w:hAnsi="Arial" w:eastAsia="Arial" w:cs="Arial"/>
-          <w:b w:val="0"/>
-          <w:color w:val="000000"/>
-          <w:sz w:val="20"/>
-          <w:u w:val="none"/>
-        </w:rPr>
-        <w:t>1. Call GET /outlet_takeaway_boxes without the outlet_codes parameter.</w:t>
-      </w:r>
-    </w:p>
-    <w:p>
-      <w:pPr>
-        <w:spacing w:before="0" w:after="40"/>
-        <w:ind w:left="360" w:hanging="240"/>
-      </w:pPr>
-      <w:r>
-        <w:rPr>
-          <w:rFonts w:ascii="Arial" w:hAnsi="Arial" w:eastAsia="Arial" w:cs="Arial"/>
-          <w:b w:val="0"/>
-          <w:color w:val="000000"/>
-          <w:sz w:val="20"/>
-          <w:u w:val="none"/>
-        </w:rPr>
-        <w:t>2. Verify the response status code and error message.</w:t>
-      </w:r>
-    </w:p>
-    <w:p>
-      <w:pPr>
-        <w:spacing w:before="0" w:after="80"/>
-      </w:pPr>
-      <w:r>
-        <w:rPr>
-          <w:rFonts w:ascii="Arial" w:hAnsi="Arial" w:eastAsia="Arial" w:cs="Arial"/>
-          <w:b/>
-          <w:color w:val="000000"/>
-          <w:sz w:val="20"/>
-          <w:u w:val="none"/>
-        </w:rPr>
-        <w:t>Test Result(s):</w:t>
-      </w:r>
-    </w:p>
-    <w:p>
-      <w:pPr>
-        <w:spacing w:before="0" w:after="40"/>
-        <w:ind w:left="360" w:hanging="240"/>
-      </w:pPr>
-      <w:r>
-        <w:rPr>
-          <w:rFonts w:ascii="Arial" w:hAnsi="Arial" w:eastAsia="Arial" w:cs="Arial"/>
-          <w:b w:val="0"/>
-          <w:color w:val="000000"/>
-          <w:sz w:val="20"/>
-          <w:u w:val="none"/>
-        </w:rPr>
-        <w:t>1. The API returns a status code 400.</w:t>
-      </w:r>
-    </w:p>
-    <w:p>
-      <w:pPr>
-        <w:spacing w:before="0" w:after="40"/>
-        <w:ind w:left="360" w:hanging="240"/>
-      </w:pPr>
-      <w:r>
-        <w:rPr>
-          <w:rFonts w:ascii="Arial" w:hAnsi="Arial" w:eastAsia="Arial" w:cs="Arial"/>
-          <w:b w:val="0"/>
-          <w:color w:val="000000"/>
-          <w:sz w:val="20"/>
-          <w:u w:val="none"/>
-        </w:rPr>
-        <w:t>2. The response status is "fail" with the message "missing_outlet_code".</w:t>
-      </w:r>
-    </w:p>
-    <w:p>
-      <w:pPr>
-        <w:spacing w:before="0" w:after="40"/>
-        <w:ind w:left="360" w:hanging="240"/>
-      </w:pPr>
-      <w:r>
-        <w:rPr>
-          <w:rFonts w:ascii="Arial" w:hAnsi="Arial" w:eastAsia="Arial" w:cs="Arial"/>
-          <w:b w:val="0"/>
-          <w:color w:val="000000"/>
-          <w:sz w:val="20"/>
-          <w:u w:val="none"/>
-        </w:rPr>
-        <w:t>3. The error message indicates the "outlet_codes" parameter is missing in the API URL.</w:t>
-      </w:r>
-    </w:p>
-    <w:p>
-      <w:pPr>
-        <w:spacing w:before="120" w:after="60"/>
-      </w:pPr>
-      <w:r>
-        <w:rPr>
-          <w:rFonts w:ascii="Arial" w:hAnsi="Arial" w:eastAsia="Arial" w:cs="Arial"/>
-          <w:b/>
-          <w:color w:val="001EFF"/>
-          <w:sz w:val="22"/>
-          <w:u w:val="none"/>
-        </w:rPr>
-        <w:t>5.3.Missing languages parameter returns an error</w:t>
-      </w:r>
-    </w:p>
-    <w:p>
-      <w:pPr>
-        <w:spacing w:before="0" w:after="80"/>
-      </w:pPr>
-      <w:r>
-        <w:rPr>
-          <w:rFonts w:ascii="Arial" w:hAnsi="Arial" w:eastAsia="Arial" w:cs="Arial"/>
-          <w:b/>
-          <w:color w:val="000000"/>
-          <w:sz w:val="20"/>
-          <w:u w:val="none"/>
-        </w:rPr>
-        <w:t>Prerequisite(s):</w:t>
-      </w:r>
-    </w:p>
-    <w:p>
-      <w:pPr>
-        <w:spacing w:before="0" w:after="40"/>
-        <w:ind w:left="360" w:hanging="240"/>
-      </w:pPr>
-      <w:r>
-        <w:rPr>
-          <w:rFonts w:ascii="Arial" w:hAnsi="Arial" w:eastAsia="Arial" w:cs="Arial"/>
-          <w:b w:val="0"/>
-          <w:color w:val="000000"/>
-          <w:sz w:val="20"/>
-          <w:u w:val="none"/>
-        </w:rPr>
-        <w:t>1. The BYODGAPI endpoint is reachable.</w:t>
-      </w:r>
-    </w:p>
-    <w:p>
-      <w:pPr>
-        <w:spacing w:before="0" w:after="80"/>
-      </w:pPr>
-      <w:r>
-        <w:rPr>
-          <w:rFonts w:ascii="Arial" w:hAnsi="Arial" w:eastAsia="Arial" w:cs="Arial"/>
-          <w:b/>
-          <w:color w:val="000000"/>
-          <w:sz w:val="20"/>
-          <w:u w:val="none"/>
-        </w:rPr>
-        <w:t>Step(s):</w:t>
-      </w:r>
-    </w:p>
-    <w:p>
-      <w:pPr>
-        <w:spacing w:before="0" w:after="40"/>
-        <w:ind w:left="360" w:hanging="240"/>
-      </w:pPr>
-      <w:r>
-        <w:rPr>
-          <w:rFonts w:ascii="Arial" w:hAnsi="Arial" w:eastAsia="Arial" w:cs="Arial"/>
-          <w:b w:val="0"/>
-          <w:color w:val="000000"/>
-          <w:sz w:val="20"/>
-          <w:u w:val="none"/>
-        </w:rPr>
-        <w:t>1. Call GET /outlet_takeaway_boxes with a valid outlet_codes parameter but without the languages parameter.</w:t>
-      </w:r>
-    </w:p>
-    <w:p>
-      <w:pPr>
-        <w:spacing w:before="0" w:after="40"/>
-        <w:ind w:left="360" w:hanging="240"/>
-      </w:pPr>
-      <w:r>
-        <w:rPr>
-          <w:rFonts w:ascii="Arial" w:hAnsi="Arial" w:eastAsia="Arial" w:cs="Arial"/>
-          <w:b w:val="0"/>
-          <w:color w:val="000000"/>
-          <w:sz w:val="20"/>
-          <w:u w:val="none"/>
-        </w:rPr>
-        <w:t>2. Verify the response status code and error message.</w:t>
-      </w:r>
-    </w:p>
-    <w:p>
-      <w:pPr>
-        <w:spacing w:before="0" w:after="80"/>
-      </w:pPr>
-      <w:r>
-        <w:rPr>
-          <w:rFonts w:ascii="Arial" w:hAnsi="Arial" w:eastAsia="Arial" w:cs="Arial"/>
-          <w:b/>
-          <w:color w:val="000000"/>
-          <w:sz w:val="20"/>
-          <w:u w:val="none"/>
-        </w:rPr>
-        <w:t>Test Result(s):</w:t>
-      </w:r>
-    </w:p>
-    <w:p>
-      <w:pPr>
-        <w:spacing w:before="0" w:after="40"/>
-        <w:ind w:left="360" w:hanging="240"/>
-      </w:pPr>
-      <w:r>
-        <w:rPr>
-          <w:rFonts w:ascii="Arial" w:hAnsi="Arial" w:eastAsia="Arial" w:cs="Arial"/>
-          <w:b w:val="0"/>
-          <w:color w:val="000000"/>
-          <w:sz w:val="20"/>
-          <w:u w:val="none"/>
-        </w:rPr>
-        <w:t>1. The API returns a status code 400.</w:t>
-      </w:r>
-    </w:p>
-    <w:p>
-      <w:pPr>
-        <w:spacing w:before="0" w:after="40"/>
-        <w:ind w:left="360" w:hanging="240"/>
-      </w:pPr>
-      <w:r>
-        <w:rPr>
-          <w:rFonts w:ascii="Arial" w:hAnsi="Arial" w:eastAsia="Arial" w:cs="Arial"/>
-          <w:b w:val="0"/>
-          <w:color w:val="000000"/>
-          <w:sz w:val="20"/>
-          <w:u w:val="none"/>
-        </w:rPr>
-        <w:t>2. The response status is "fail" with the message "missing_languages".</w:t>
-      </w:r>
-    </w:p>
-    <w:p>
-      <w:pPr>
-        <w:spacing w:before="0" w:after="40"/>
-        <w:ind w:left="360" w:hanging="240"/>
-      </w:pPr>
-      <w:r>
-        <w:rPr>
-          <w:rFonts w:ascii="Arial" w:hAnsi="Arial" w:eastAsia="Arial" w:cs="Arial"/>
-          <w:b w:val="0"/>
-          <w:color w:val="000000"/>
-          <w:sz w:val="20"/>
-          <w:u w:val="none"/>
-        </w:rPr>
-        <w:t>3. The error message indicates the "languages" parameter is missing in the API params.</w:t>
-      </w:r>
-    </w:p>
-    <w:p>
-      <w:pPr>
-        <w:spacing w:before="160" w:after="80"/>
-      </w:pPr>
-      <w:r>
-        <w:rPr>
-          <w:rFonts w:ascii="Arial" w:hAnsi="Arial" w:eastAsia="Arial" w:cs="Arial"/>
-          <w:b/>
-          <w:color w:val="001EFF"/>
-          <w:sz w:val="24"/>
-          <w:u w:val="none"/>
-        </w:rPr>
-        <w:t>6.OGS Auto-Add Takeaway Box on Order</w:t>
-      </w:r>
-    </w:p>
-    <w:p>
-      <w:pPr>
-        <w:spacing w:before="120" w:after="60"/>
-      </w:pPr>
-      <w:r>
-        <w:rPr>
-          <w:rFonts w:ascii="Arial" w:hAnsi="Arial" w:eastAsia="Arial" w:cs="Arial"/>
-          <w:b/>
-          <w:color w:val="001EFF"/>
-          <w:sz w:val="22"/>
-          <w:u w:val="none"/>
-        </w:rPr>
-        <w:t>6.1.Ordering a food item bound to a takeaway box auto-adds the takeaway box</w:t>
-      </w:r>
-    </w:p>
-    <w:p>
-      <w:pPr>
-        <w:spacing w:before="0" w:after="80"/>
-      </w:pPr>
-      <w:r>
-        <w:rPr>
-          <w:rFonts w:ascii="Arial" w:hAnsi="Arial" w:eastAsia="Arial" w:cs="Arial"/>
-          <w:b/>
-          <w:color w:val="000000"/>
-          <w:sz w:val="20"/>
-          <w:u w:val="none"/>
-        </w:rPr>
-        <w:t>Prerequisite(s):</w:t>
-      </w:r>
-    </w:p>
-    <w:p>
-      <w:pPr>
-        <w:spacing w:before="0" w:after="40"/>
-        <w:ind w:left="360" w:hanging="240"/>
-      </w:pPr>
-      <w:r>
-        <w:rPr>
-          <w:rFonts w:ascii="Arial" w:hAnsi="Arial" w:eastAsia="Arial" w:cs="Arial"/>
-          <w:b w:val="0"/>
-          <w:color w:val="000000"/>
-          <w:sz w:val="20"/>
-          <w:u w:val="none"/>
-        </w:rPr>
-        <w:t>1. Takeaway Box settings have been configured and successfully synced to OGS for an outlet.</w:t>
-      </w:r>
-    </w:p>
-    <w:p>
-      <w:pPr>
-        <w:spacing w:before="0" w:after="40"/>
-        <w:ind w:left="360" w:hanging="240"/>
-      </w:pPr>
-      <w:r>
-        <w:rPr>
-          <w:rFonts w:ascii="Arial" w:hAnsi="Arial" w:eastAsia="Arial" w:cs="Arial"/>
-          <w:b w:val="0"/>
-          <w:color w:val="000000"/>
-          <w:sz w:val="20"/>
-          <w:u w:val="none"/>
-        </w:rPr>
-        <w:t>2. A food item is bound to a takeaway box for the outlet.</w:t>
-      </w:r>
-    </w:p>
-    <w:p>
-      <w:pPr>
-        <w:spacing w:before="0" w:after="80"/>
-      </w:pPr>
-      <w:r>
-        <w:rPr>
-          <w:rFonts w:ascii="Arial" w:hAnsi="Arial" w:eastAsia="Arial" w:cs="Arial"/>
-          <w:b/>
-          <w:color w:val="000000"/>
-          <w:sz w:val="20"/>
-          <w:u w:val="none"/>
-        </w:rPr>
-        <w:t>Step(s):</w:t>
-      </w:r>
-    </w:p>
-    <w:p>
-      <w:pPr>
-        <w:spacing w:before="0" w:after="40"/>
-        <w:ind w:left="360" w:hanging="240"/>
-      </w:pPr>
-      <w:r>
-        <w:rPr>
-          <w:rFonts w:ascii="Arial" w:hAnsi="Arial" w:eastAsia="Arial" w:cs="Arial"/>
-          <w:b w:val="0"/>
-          <w:color w:val="000000"/>
-          <w:sz w:val="20"/>
-          <w:u w:val="none"/>
-        </w:rPr>
-        <w:t>1. In OGS, place an order for a food item that is bound to a takeaway box.</w:t>
-      </w:r>
-    </w:p>
-    <w:p>
-      <w:pPr>
-        <w:spacing w:before="0" w:after="40"/>
-        <w:ind w:left="360" w:hanging="240"/>
-      </w:pPr>
-      <w:r>
-        <w:rPr>
-          <w:rFonts w:ascii="Arial" w:hAnsi="Arial" w:eastAsia="Arial" w:cs="Arial"/>
-          <w:b w:val="0"/>
-          <w:color w:val="000000"/>
-          <w:sz w:val="20"/>
-          <w:u w:val="none"/>
-        </w:rPr>
-        <w:t>2. Verify the order content after adding the food item.</w:t>
-      </w:r>
-    </w:p>
-    <w:p>
-      <w:pPr>
-        <w:spacing w:before="0" w:after="80"/>
-      </w:pPr>
-      <w:r>
-        <w:rPr>
-          <w:rFonts w:ascii="Arial" w:hAnsi="Arial" w:eastAsia="Arial" w:cs="Arial"/>
-          <w:b/>
-          <w:color w:val="000000"/>
-          <w:sz w:val="20"/>
-          <w:u w:val="none"/>
-        </w:rPr>
-        <w:t>Test Result(s):</w:t>
-      </w:r>
-    </w:p>
-    <w:p>
-      <w:pPr>
-        <w:spacing w:before="0" w:after="40"/>
-        <w:ind w:left="360" w:hanging="240"/>
-      </w:pPr>
-      <w:r>
-        <w:rPr>
-          <w:rFonts w:ascii="Arial" w:hAnsi="Arial" w:eastAsia="Arial" w:cs="Arial"/>
-          <w:b w:val="0"/>
-          <w:color w:val="000000"/>
-          <w:sz w:val="20"/>
-          <w:u w:val="none"/>
-        </w:rPr>
-        <w:t>1. The system auto-adds the takeaway box to the order when the bound food item is ordered.</w:t>
-      </w:r>
-    </w:p>
-    <w:p>
-      <w:pPr>
-        <w:spacing w:before="0" w:after="40"/>
-        <w:ind w:left="360" w:hanging="240"/>
-      </w:pPr>
-      <w:r>
-        <w:rPr>
-          <w:rFonts w:ascii="Arial" w:hAnsi="Arial" w:eastAsia="Arial" w:cs="Arial"/>
-          <w:b w:val="0"/>
-          <w:color w:val="000000"/>
-          <w:sz w:val="20"/>
-          <w:u w:val="none"/>
-        </w:rPr>
-        <w:t>2. The takeaway box appears in the order with the correct item code and name.</w:t>
-      </w:r>
-    </w:p>
-    <w:p>
-      <w:pPr>
-        <w:spacing w:before="0" w:after="40"/>
-        <w:ind w:left="360" w:hanging="240"/>
-      </w:pPr>
-      <w:r>
-        <w:rPr>
-          <w:rFonts w:ascii="Arial" w:hAnsi="Arial" w:eastAsia="Arial" w:cs="Arial"/>
-          <w:b w:val="0"/>
-          <w:color w:val="000000"/>
-          <w:sz w:val="20"/>
-          <w:u w:val="none"/>
-        </w:rPr>
-        <w:t>3. The auto-added takeaway box is associated with the correct outlet.</w:t>
-      </w:r>
-    </w:p>
-    <w:p>
-      <w:pPr>
-        <w:spacing w:before="120" w:after="60"/>
-      </w:pPr>
-      <w:r>
-        <w:rPr>
-          <w:rFonts w:ascii="Arial" w:hAnsi="Arial" w:eastAsia="Arial" w:cs="Arial"/>
-          <w:b/>
-          <w:color w:val="001EFF"/>
-          <w:sz w:val="22"/>
-          <w:u w:val="none"/>
-        </w:rPr>
-        <w:t>6.2.Ordering a food item not bound to any takeaway box does not add a takeaway box</w:t>
-      </w:r>
-    </w:p>
-    <w:p>
-      <w:pPr>
-        <w:spacing w:before="0" w:after="80"/>
-      </w:pPr>
-      <w:r>
-        <w:rPr>
-          <w:rFonts w:ascii="Arial" w:hAnsi="Arial" w:eastAsia="Arial" w:cs="Arial"/>
-          <w:b/>
-          <w:color w:val="000000"/>
-          <w:sz w:val="20"/>
-          <w:u w:val="none"/>
-        </w:rPr>
-        <w:t>Prerequisite(s):</w:t>
-      </w:r>
-    </w:p>
-    <w:p>
-      <w:pPr>
-        <w:spacing w:before="0" w:after="40"/>
-        <w:ind w:left="360" w:hanging="240"/>
-      </w:pPr>
-      <w:r>
-        <w:rPr>
-          <w:rFonts w:ascii="Arial" w:hAnsi="Arial" w:eastAsia="Arial" w:cs="Arial"/>
-          <w:b w:val="0"/>
-          <w:color w:val="000000"/>
-          <w:sz w:val="20"/>
-          <w:u w:val="none"/>
-        </w:rPr>
-        <w:t>1. Takeaway Box settings have been synced to OGS for an outlet.</w:t>
-      </w:r>
-    </w:p>
-    <w:p>
-      <w:pPr>
-        <w:spacing w:before="0" w:after="40"/>
-        <w:ind w:left="360" w:hanging="240"/>
-      </w:pPr>
-      <w:r>
-        <w:rPr>
-          <w:rFonts w:ascii="Arial" w:hAnsi="Arial" w:eastAsia="Arial" w:cs="Arial"/>
-          <w:b w:val="0"/>
-          <w:color w:val="000000"/>
-          <w:sz w:val="20"/>
-          <w:u w:val="none"/>
-        </w:rPr>
-        <w:t>2. A food item exists that is not bound to any takeaway box.</w:t>
-      </w:r>
-    </w:p>
-    <w:p>
-      <w:pPr>
-        <w:spacing w:before="0" w:after="80"/>
-      </w:pPr>
-      <w:r>
-        <w:rPr>
-          <w:rFonts w:ascii="Arial" w:hAnsi="Arial" w:eastAsia="Arial" w:cs="Arial"/>
-          <w:b/>
-          <w:color w:val="000000"/>
-          <w:sz w:val="20"/>
-          <w:u w:val="none"/>
-        </w:rPr>
-        <w:t>Step(s):</w:t>
-      </w:r>
-    </w:p>
-    <w:p>
-      <w:pPr>
-        <w:spacing w:before="0" w:after="40"/>
-        <w:ind w:left="360" w:hanging="240"/>
-      </w:pPr>
-      <w:r>
-        <w:rPr>
-          <w:rFonts w:ascii="Arial" w:hAnsi="Arial" w:eastAsia="Arial" w:cs="Arial"/>
-          <w:b w:val="0"/>
-          <w:color w:val="000000"/>
-          <w:sz w:val="20"/>
-          <w:u w:val="none"/>
-        </w:rPr>
-        <w:t>1. In OGS, place an order for a food item that is not bound to any takeaway box.</w:t>
-      </w:r>
-    </w:p>
-    <w:p>
-      <w:pPr>
-        <w:spacing w:before="0" w:after="40"/>
-        <w:ind w:left="360" w:hanging="240"/>
-      </w:pPr>
-      <w:r>
-        <w:rPr>
-          <w:rFonts w:ascii="Arial" w:hAnsi="Arial" w:eastAsia="Arial" w:cs="Arial"/>
-          <w:b w:val="0"/>
-          <w:color w:val="000000"/>
-          <w:sz w:val="20"/>
-          <w:u w:val="none"/>
-        </w:rPr>
-        <w:t>2. Verify the order content after adding the food item.</w:t>
-      </w:r>
-    </w:p>
-    <w:p>
-      <w:pPr>
-        <w:spacing w:before="0" w:after="80"/>
-      </w:pPr>
-      <w:r>
-        <w:rPr>
-          <w:rFonts w:ascii="Arial" w:hAnsi="Arial" w:eastAsia="Arial" w:cs="Arial"/>
-          <w:b/>
-          <w:color w:val="000000"/>
-          <w:sz w:val="20"/>
-          <w:u w:val="none"/>
-        </w:rPr>
-        <w:t>Test Result(s):</w:t>
-      </w:r>
-    </w:p>
-    <w:p>
-      <w:pPr>
-        <w:spacing w:before="0" w:after="40"/>
-        <w:ind w:left="360" w:hanging="240"/>
-      </w:pPr>
-      <w:r>
-        <w:rPr>
-          <w:rFonts w:ascii="Arial" w:hAnsi="Arial" w:eastAsia="Arial" w:cs="Arial"/>
-          <w:b w:val="0"/>
-          <w:color w:val="000000"/>
-          <w:sz w:val="20"/>
-          <w:u w:val="none"/>
-        </w:rPr>
-        <w:t>1. No takeaway box is auto-added to the order when a non-bound food item is ordered.</w:t>
-      </w:r>
-    </w:p>
-    <w:p>
-      <w:pPr>
-        <w:spacing w:before="0" w:after="40"/>
-        <w:ind w:left="360" w:hanging="240"/>
-      </w:pPr>
-      <w:r>
-        <w:rPr>
-          <w:rFonts w:ascii="Arial" w:hAnsi="Arial" w:eastAsia="Arial" w:cs="Arial"/>
-          <w:b w:val="0"/>
-          <w:color w:val="000000"/>
-          <w:sz w:val="20"/>
-          <w:u w:val="none"/>
-        </w:rPr>
-        <w:t>2. The order only contains the ordered food item without any unexpected takeaway box.</w:t>
-      </w:r>
-    </w:p>
-    <w:p>
-      <w:pPr>
-        <w:spacing w:before="160" w:after="80"/>
-      </w:pPr>
-      <w:r>
-        <w:rPr>
-          <w:rFonts w:ascii="Arial" w:hAnsi="Arial" w:eastAsia="Arial" w:cs="Arial"/>
-          <w:b/>
-          <w:color w:val="001EFF"/>
-          <w:sz w:val="24"/>
-          <w:u w:val="none"/>
-        </w:rPr>
-        <w:t>7.Sync Impact and Consistency Verification</w:t>
-      </w:r>
-    </w:p>
-    <w:p>
-      <w:pPr>
-        <w:spacing w:before="120" w:after="60"/>
-      </w:pPr>
-      <w:r>
-        <w:rPr>
-          <w:rFonts w:ascii="Arial" w:hAnsi="Arial" w:eastAsia="Arial" w:cs="Arial"/>
-          <w:b/>
-          <w:color w:val="001EFF"/>
-          <w:sz w:val="22"/>
-          <w:u w:val="none"/>
-        </w:rPr>
-        <w:t>7.1.Takeaway Box settings remain consistent after multiple sync cycles</w:t>
-      </w:r>
-    </w:p>
-    <w:p>
-      <w:pPr>
-        <w:spacing w:before="0" w:after="80"/>
-      </w:pPr>
-      <w:r>
-        <w:rPr>
-          <w:rFonts w:ascii="Arial" w:hAnsi="Arial" w:eastAsia="Arial" w:cs="Arial"/>
-          <w:b/>
-          <w:color w:val="000000"/>
-          <w:sz w:val="20"/>
-          <w:u w:val="none"/>
-        </w:rPr>
-        <w:t>Prerequisite(s):</w:t>
-      </w:r>
-    </w:p>
-    <w:p>
-      <w:pPr>
-        <w:spacing w:before="0" w:after="40"/>
-        <w:ind w:left="360" w:hanging="240"/>
-      </w:pPr>
-      <w:r>
-        <w:rPr>
-          <w:rFonts w:ascii="Arial" w:hAnsi="Arial" w:eastAsia="Arial" w:cs="Arial"/>
-          <w:b w:val="0"/>
-          <w:color w:val="000000"/>
-          <w:sz w:val="20"/>
-          <w:u w:val="none"/>
-        </w:rPr>
-        <w:t>1. Takeaway Box settings have been configured and successfully synced to OGS once.</w:t>
-      </w:r>
-    </w:p>
-    <w:p>
-      <w:pPr>
-        <w:spacing w:before="0" w:after="80"/>
-      </w:pPr>
-      <w:r>
-        <w:rPr>
-          <w:rFonts w:ascii="Arial" w:hAnsi="Arial" w:eastAsia="Arial" w:cs="Arial"/>
-          <w:b/>
-          <w:color w:val="000000"/>
-          <w:sz w:val="20"/>
-          <w:u w:val="none"/>
-        </w:rPr>
-        <w:t>Step(s):</w:t>
-      </w:r>
-    </w:p>
-    <w:p>
-      <w:pPr>
-        <w:spacing w:before="0" w:after="40"/>
-        <w:ind w:left="360" w:hanging="240"/>
-      </w:pPr>
-      <w:r>
-        <w:rPr>
-          <w:rFonts w:ascii="Arial" w:hAnsi="Arial" w:eastAsia="Arial" w:cs="Arial"/>
-          <w:b w:val="0"/>
-          <w:color w:val="000000"/>
-          <w:sz w:val="20"/>
-          <w:u w:val="none"/>
-        </w:rPr>
-        <w:t>1. Trigger menu sync to OGS again for the same outlet.</w:t>
-      </w:r>
-    </w:p>
-    <w:p>
-      <w:pPr>
-        <w:spacing w:before="0" w:after="40"/>
-        <w:ind w:left="360" w:hanging="240"/>
-      </w:pPr>
-      <w:r>
-        <w:rPr>
-          <w:rFonts w:ascii="Arial" w:hAnsi="Arial" w:eastAsia="Arial" w:cs="Arial"/>
-          <w:b w:val="0"/>
-          <w:color w:val="000000"/>
-          <w:sz w:val="20"/>
-          <w:u w:val="none"/>
-        </w:rPr>
-        <w:t>2. Verify the takeaway box settings on OGS remain unchanged.</w:t>
-      </w:r>
-    </w:p>
-    <w:p>
-      <w:pPr>
-        <w:spacing w:before="0" w:after="40"/>
-        <w:ind w:left="360" w:hanging="240"/>
-      </w:pPr>
-      <w:r>
-        <w:rPr>
-          <w:rFonts w:ascii="Arial" w:hAnsi="Arial" w:eastAsia="Arial" w:cs="Arial"/>
-          <w:b w:val="0"/>
-          <w:color w:val="000000"/>
-          <w:sz w:val="20"/>
-          <w:u w:val="none"/>
-        </w:rPr>
-        <w:t>3. Call GET /outlet_takeaway_boxes and compare the response with the previous sync.</w:t>
-      </w:r>
-    </w:p>
-    <w:p>
-      <w:pPr>
-        <w:spacing w:before="0" w:after="80"/>
-      </w:pPr>
-      <w:r>
-        <w:rPr>
-          <w:rFonts w:ascii="Arial" w:hAnsi="Arial" w:eastAsia="Arial" w:cs="Arial"/>
-          <w:b/>
-          <w:color w:val="000000"/>
-          <w:sz w:val="20"/>
-          <w:u w:val="none"/>
-        </w:rPr>
-        <w:t>Test Result(s):</w:t>
-      </w:r>
-    </w:p>
-    <w:p>
-      <w:pPr>
-        <w:spacing w:before="0" w:after="40"/>
-        <w:ind w:left="360" w:hanging="240"/>
-      </w:pPr>
-      <w:r>
-        <w:rPr>
-          <w:rFonts w:ascii="Arial" w:hAnsi="Arial" w:eastAsia="Arial" w:cs="Arial"/>
-          <w:b w:val="0"/>
-          <w:color w:val="000000"/>
-          <w:sz w:val="20"/>
-          <w:u w:val="none"/>
-        </w:rPr>
-        <w:t>1. The takeaway box settings on OGS remain consistent after multiple sync cycles.</w:t>
-      </w:r>
-    </w:p>
-    <w:p>
-      <w:pPr>
-        <w:spacing w:before="0" w:after="40"/>
-        <w:ind w:left="360" w:hanging="240"/>
-      </w:pPr>
-      <w:r>
-        <w:rPr>
-          <w:rFonts w:ascii="Arial" w:hAnsi="Arial" w:eastAsia="Arial" w:cs="Arial"/>
-          <w:b w:val="0"/>
-          <w:color w:val="000000"/>
-          <w:sz w:val="20"/>
-          <w:u w:val="none"/>
-        </w:rPr>
-        <w:t>2. The API response is identical to the previous sync for the same outlet.</w:t>
-      </w:r>
-    </w:p>
-    <w:p>
-      <w:pPr>
-        <w:spacing w:before="0" w:after="40"/>
-        <w:ind w:left="360" w:hanging="240"/>
-      </w:pPr>
-      <w:r>
-        <w:rPr>
-          <w:rFonts w:ascii="Arial" w:hAnsi="Arial" w:eastAsia="Arial" w:cs="Arial"/>
-          <w:b w:val="0"/>
-          <w:color w:val="000000"/>
-          <w:sz w:val="20"/>
-          <w:u w:val="none"/>
-        </w:rPr>
-        <w:t>3. No duplicate or missing entries are introduced by repeated syncs.</w:t>
+        <w:t>3. An error message describing the missing languages parameter is returned</w:t>
       </w:r>
     </w:p>
     <w:sectPr>
